--- a/Техничекое задание.docx
+++ b/Техничекое задание.docx
@@ -1,20 +1,21 @@
 
 <file path=word/document.xml><?xml version="1.0" encoding="utf-8"?>
-<w:document xmlns:wpc="http://schemas.microsoft.com/office/word/2010/wordprocessingCanvas" xmlns:cx="http://schemas.microsoft.com/office/drawing/2014/chartex" xmlns:cx1="http://schemas.microsoft.com/office/drawing/2015/9/8/chartex" xmlns:cx2="http://schemas.microsoft.com/office/drawing/2015/10/21/chartex" xmlns:cx3="http://schemas.microsoft.com/office/drawing/2016/5/9/chartex" xmlns:cx4="http://schemas.microsoft.com/office/drawing/2016/5/10/chartex" xmlns:cx5="http://schemas.microsoft.com/office/drawing/2016/5/11/chartex" xmlns:cx6="http://schemas.microsoft.com/office/drawing/2016/5/12/chartex" xmlns:cx7="http://schemas.microsoft.com/office/drawing/2016/5/13/chartex" xmlns:cx8="http://schemas.microsoft.com/office/drawing/2016/5/14/chartex" xmlns:mc="http://schemas.openxmlformats.org/markup-compatibility/2006" xmlns:aink="http://schemas.microsoft.com/office/drawing/2016/ink" xmlns:am3d="http://schemas.microsoft.com/office/drawing/2017/model3d" xmlns:o="urn:schemas-microsoft-com:office:office" xmlns:oel="http://schemas.microsoft.com/office/2019/extlst" xmlns:r="http://schemas.openxmlformats.org/officeDocument/2006/relationships" xmlns:m="http://schemas.openxmlformats.org/officeDocument/2006/math" xmlns:v="urn:schemas-microsoft-com:vml" xmlns:wp14="http://schemas.microsoft.com/office/word/2010/wordprocessingDrawing" xmlns:wp="http://schemas.openxmlformats.org/drawingml/2006/wordprocessingDrawing" xmlns:w10="urn:schemas-microsoft-com:office:word" xmlns:w="http://schemas.openxmlformats.org/wordprocessingml/2006/main" xmlns:w14="http://schemas.microsoft.com/office/word/2010/wordml" xmlns:w15="http://schemas.microsoft.com/office/word/2012/wordml" xmlns:w16cex="http://schemas.microsoft.com/office/word/2018/wordml/cex" xmlns:w16cid="http://schemas.microsoft.com/office/word/2016/wordml/cid" xmlns:w16="http://schemas.microsoft.com/office/word/2018/wordml" xmlns:w16du="http://schemas.microsoft.com/office/word/2023/wordml/word16du" xmlns:w16sdtdh="http://schemas.microsoft.com/office/word/2020/wordml/sdtdatahash" xmlns:w16sdtfl="http://schemas.microsoft.com/office/word/2024/wordml/sdtformatlock" xmlns:w16se="http://schemas.microsoft.com/office/word/2015/wordml/symex" xmlns:wpg="http://schemas.microsoft.com/office/word/2010/wordprocessingGroup" xmlns:wpi="http://schemas.microsoft.com/office/word/2010/wordprocessingInk" xmlns:wne="http://schemas.microsoft.com/office/word/2006/wordml" xmlns:wps="http://schemas.microsoft.com/office/word/2010/wordprocessingShape" mc:Ignorable="w14 w15 w16se w16cid w16 w16cex w16sdtdh w16sdtfl w16du wp14">
+<w:document xmlns:wpc="http://schemas.microsoft.com/office/word/2010/wordprocessingCanvas" xmlns:cx="http://schemas.microsoft.com/office/drawing/2014/chartex" xmlns:cx1="http://schemas.microsoft.com/office/drawing/2015/9/8/chartex" xmlns:mc="http://schemas.openxmlformats.org/markup-compatibility/2006" xmlns:o="urn:schemas-microsoft-com:office:office" xmlns:r="http://schemas.openxmlformats.org/officeDocument/2006/relationships" xmlns:m="http://schemas.openxmlformats.org/officeDocument/2006/math" xmlns:v="urn:schemas-microsoft-com:vml" xmlns:wp14="http://schemas.microsoft.com/office/word/2010/wordprocessingDrawing" xmlns:wp="http://schemas.openxmlformats.org/drawingml/2006/wordprocessingDrawing" xmlns:w10="urn:schemas-microsoft-com:office:word" xmlns:w="http://schemas.openxmlformats.org/wordprocessingml/2006/main" xmlns:w14="http://schemas.microsoft.com/office/word/2010/wordml" xmlns:w15="http://schemas.microsoft.com/office/word/2012/wordml" xmlns:w16se="http://schemas.microsoft.com/office/word/2015/wordml/symex" xmlns:wpg="http://schemas.microsoft.com/office/word/2010/wordprocessingGroup" xmlns:wpi="http://schemas.microsoft.com/office/word/2010/wordprocessingInk" xmlns:wne="http://schemas.microsoft.com/office/word/2006/wordml" xmlns:wps="http://schemas.microsoft.com/office/word/2010/wordprocessingShape" mc:Ignorable="w14 w15 w16se wp14">
   <w:body>
     <w:p>
       <w:pPr>
         <w:spacing w:after="0" w:line="360" w:lineRule="auto"/>
-        <w:jc w:val="both"/>
-      </w:pPr>
-      <w:r>
-        <w:tab/>
+        <w:ind w:firstLine="709"/>
+        <w:jc w:val="both"/>
+      </w:pPr>
+      <w:r>
         <w:t>1. Описание функциональных требований</w:t>
       </w:r>
     </w:p>
     <w:p>
       <w:pPr>
         <w:spacing w:after="0" w:line="360" w:lineRule="auto"/>
+        <w:ind w:firstLine="709"/>
         <w:jc w:val="both"/>
       </w:pPr>
       <w:r>
@@ -24,6 +25,7 @@
     <w:p>
       <w:pPr>
         <w:spacing w:after="0" w:line="360" w:lineRule="auto"/>
+        <w:ind w:firstLine="709"/>
         <w:jc w:val="both"/>
       </w:pPr>
       <w:r>
@@ -33,6 +35,7 @@
     <w:p>
       <w:pPr>
         <w:spacing w:after="0" w:line="360" w:lineRule="auto"/>
+        <w:ind w:firstLine="709"/>
         <w:jc w:val="both"/>
       </w:pPr>
       <w:r>
@@ -51,6 +54,7 @@
     <w:p>
       <w:pPr>
         <w:spacing w:after="0" w:line="360" w:lineRule="auto"/>
+        <w:ind w:firstLine="709"/>
         <w:jc w:val="both"/>
       </w:pPr>
       <w:r>
@@ -69,44 +73,938 @@
     <w:p>
       <w:pPr>
         <w:spacing w:after="0" w:line="360" w:lineRule="auto"/>
-        <w:jc w:val="both"/>
-      </w:pPr>
-      <w:r>
-        <w:t xml:space="preserve">3) </w:t>
+        <w:ind w:firstLine="709"/>
+        <w:jc w:val="both"/>
+      </w:pPr>
+      <w:r>
+        <w:t>3</w:t>
+      </w:r>
+      <w:r>
+        <w:t xml:space="preserve">) </w:t>
+      </w:r>
+      <w:r>
+        <w:t>о</w:t>
+      </w:r>
+      <w:r>
+        <w:t>свобождать занятое место пользователем</w:t>
+      </w:r>
+      <w:r>
+        <w:t>.</w:t>
+      </w:r>
+    </w:p>
+    <w:p>
+      <w:pPr>
+        <w:spacing w:after="0" w:line="360" w:lineRule="auto"/>
+        <w:ind w:firstLine="709"/>
+        <w:jc w:val="both"/>
+      </w:pPr>
+    </w:p>
+    <w:p>
+      <w:pPr>
+        <w:spacing w:after="0" w:line="360" w:lineRule="auto"/>
+        <w:ind w:firstLine="709"/>
+        <w:jc w:val="both"/>
+      </w:pPr>
+      <w:r>
+        <w:t xml:space="preserve">2. Описание </w:t>
+      </w:r>
+      <w:r>
+        <w:t>проектируемых</w:t>
+      </w:r>
+      <w:r>
+        <w:t xml:space="preserve"> классов</w:t>
+      </w:r>
+    </w:p>
+    <w:p>
+      <w:pPr>
+        <w:spacing w:after="0" w:line="360" w:lineRule="auto"/>
+        <w:ind w:firstLine="709"/>
+        <w:jc w:val="both"/>
+      </w:pPr>
+      <w:r>
+        <w:t xml:space="preserve">2.1 </w:t>
+      </w:r>
+      <w:r>
+        <w:t xml:space="preserve">Имя класса - </w:t>
+      </w:r>
+      <w:r>
+        <w:rPr>
+          <w:lang w:val="en-US"/>
+        </w:rPr>
+        <w:t>ParkingLot</w:t>
+      </w:r>
+    </w:p>
+    <w:p>
+      <w:pPr>
+        <w:spacing w:after="0" w:line="360" w:lineRule="auto"/>
+        <w:ind w:firstLine="709"/>
+        <w:jc w:val="both"/>
+      </w:pPr>
+      <w:r>
+        <w:t xml:space="preserve">2.2 </w:t>
+      </w:r>
+      <w:r>
+        <w:t>Данный класс описывает парковочные места, они имеют свой номер и могут быть заняты или свободны.</w:t>
+      </w:r>
+    </w:p>
+    <w:p>
+      <w:pPr>
+        <w:spacing w:after="0" w:line="360" w:lineRule="auto"/>
+        <w:ind w:firstLine="709"/>
+        <w:jc w:val="both"/>
+        <w:rPr>
+          <w:lang w:val="en-US"/>
+        </w:rPr>
+      </w:pPr>
+      <w:proofErr w:type="gramStart"/>
+      <w:r>
+        <w:rPr>
+          <w:lang w:val="en-US"/>
+        </w:rPr>
+        <w:t>2.3</w:t>
+      </w:r>
+      <w:proofErr w:type="gramEnd"/>
+      <w:r>
+        <w:rPr>
+          <w:lang w:val="en-US"/>
+        </w:rPr>
+        <w:t xml:space="preserve"> </w:t>
+      </w:r>
+      <w:r>
+        <w:t>Поля</w:t>
+      </w:r>
+      <w:r>
+        <w:rPr>
+          <w:lang w:val="en-US"/>
+        </w:rPr>
+        <w:t xml:space="preserve"> </w:t>
+      </w:r>
+      <w:r>
+        <w:t>класса</w:t>
+      </w:r>
+      <w:r>
+        <w:rPr>
+          <w:lang w:val="en-US"/>
+        </w:rPr>
+        <w:t xml:space="preserve"> ParkingLot:</w:t>
+      </w:r>
+    </w:p>
+    <w:p>
+      <w:pPr>
+        <w:spacing w:after="0" w:line="360" w:lineRule="auto"/>
+        <w:ind w:firstLine="709"/>
+        <w:jc w:val="both"/>
+        <w:rPr>
+          <w:lang w:val="en-US"/>
+        </w:rPr>
+      </w:pPr>
+      <w:proofErr w:type="gramStart"/>
+      <w:r>
+        <w:rPr>
+          <w:lang w:val="en-US"/>
+        </w:rPr>
+        <w:t>private</w:t>
+      </w:r>
+      <w:proofErr w:type="gramEnd"/>
+      <w:r>
+        <w:rPr>
+          <w:lang w:val="en-US"/>
+        </w:rPr>
+        <w:t xml:space="preserve"> in</w:t>
+      </w:r>
+      <w:r>
+        <w:rPr>
+          <w:lang w:val="en-US"/>
+        </w:rPr>
+        <w:t>t N</w:t>
+      </w:r>
+      <w:r>
+        <w:rPr>
+          <w:lang w:val="en-US"/>
+        </w:rPr>
+        <w:t>umberOfLot_</w:t>
+      </w:r>
+      <w:r>
+        <w:rPr>
+          <w:lang w:val="en-US"/>
+        </w:rPr>
+        <w:t xml:space="preserve"> {get; set;}</w:t>
+      </w:r>
+      <w:r>
+        <w:rPr>
+          <w:lang w:val="en-US"/>
+        </w:rPr>
+        <w:t xml:space="preserve">; </w:t>
+      </w:r>
+      <w:r>
+        <w:t>хранит</w:t>
+      </w:r>
+      <w:r>
+        <w:rPr>
+          <w:lang w:val="en-US"/>
+        </w:rPr>
+        <w:t xml:space="preserve"> </w:t>
+      </w:r>
+      <w:r>
+        <w:t>номер</w:t>
+      </w:r>
+      <w:r>
+        <w:rPr>
+          <w:lang w:val="en-US"/>
+        </w:rPr>
+        <w:t xml:space="preserve"> </w:t>
+      </w:r>
+      <w:r>
+        <w:t>места</w:t>
+      </w:r>
+    </w:p>
+    <w:p>
+      <w:pPr>
+        <w:spacing w:after="0" w:line="360" w:lineRule="auto"/>
+        <w:ind w:firstLine="709"/>
+        <w:jc w:val="both"/>
+      </w:pPr>
+      <w:proofErr w:type="gramStart"/>
+      <w:r>
+        <w:rPr>
+          <w:lang w:val="en-US"/>
+        </w:rPr>
+        <w:t>private</w:t>
+      </w:r>
+      <w:proofErr w:type="gramEnd"/>
+      <w:r>
+        <w:t xml:space="preserve"> </w:t>
+      </w:r>
+      <w:r>
+        <w:rPr>
+          <w:lang w:val="en-US"/>
+        </w:rPr>
+        <w:t>bool</w:t>
+      </w:r>
+      <w:r>
+        <w:t xml:space="preserve"> </w:t>
+      </w:r>
+      <w:r>
+        <w:rPr>
+          <w:lang w:val="en-US"/>
+        </w:rPr>
+        <w:t>I</w:t>
+      </w:r>
+      <w:r>
+        <w:rPr>
+          <w:lang w:val="en-US"/>
+        </w:rPr>
+        <w:t>sBusy</w:t>
+      </w:r>
+      <w:r>
+        <w:t>_</w:t>
+      </w:r>
+      <w:r>
+        <w:t xml:space="preserve"> {</w:t>
+      </w:r>
+      <w:proofErr w:type="spellStart"/>
+      <w:r>
+        <w:t>get</w:t>
+      </w:r>
+      <w:proofErr w:type="spellEnd"/>
+      <w:r>
+        <w:t xml:space="preserve">; </w:t>
+      </w:r>
+      <w:proofErr w:type="spellStart"/>
+      <w:r>
+        <w:t>set</w:t>
+      </w:r>
+      <w:proofErr w:type="spellEnd"/>
+      <w:r>
+        <w:t>;}</w:t>
+      </w:r>
+      <w:r>
+        <w:t>;</w:t>
+      </w:r>
+      <w:r>
+        <w:t xml:space="preserve"> хранит значение занято данное место или нет</w:t>
+      </w:r>
+    </w:p>
+    <w:p>
+      <w:pPr>
+        <w:spacing w:after="0" w:line="360" w:lineRule="auto"/>
+        <w:ind w:firstLine="709"/>
+        <w:jc w:val="both"/>
+      </w:pPr>
+      <w:r>
+        <w:t>2.4</w:t>
+      </w:r>
+      <w:r>
+        <w:t xml:space="preserve"> </w:t>
+      </w:r>
+      <w:r>
+        <w:t xml:space="preserve">Имя класса – </w:t>
+      </w:r>
+      <w:r>
+        <w:rPr>
+          <w:lang w:val="en-US"/>
+        </w:rPr>
+        <w:t>Parking</w:t>
+      </w:r>
+    </w:p>
+    <w:p>
+      <w:pPr>
+        <w:spacing w:after="0" w:line="360" w:lineRule="auto"/>
+        <w:ind w:firstLine="709"/>
+        <w:jc w:val="both"/>
+      </w:pPr>
+      <w:r>
+        <w:t>2.5</w:t>
+      </w:r>
+      <w:r>
+        <w:t xml:space="preserve"> </w:t>
+      </w:r>
+      <w:r>
+        <w:t>Данный класс описывает парковку, где пользователь может занять или освободить место.</w:t>
+      </w:r>
+    </w:p>
+    <w:p>
+      <w:pPr>
+        <w:spacing w:after="0" w:line="360" w:lineRule="auto"/>
+        <w:ind w:firstLine="709"/>
+        <w:jc w:val="both"/>
+        <w:rPr>
+          <w:lang w:val="en-US"/>
+        </w:rPr>
+      </w:pPr>
+      <w:r>
+        <w:rPr>
+          <w:lang w:val="en-US"/>
+        </w:rPr>
+        <w:t xml:space="preserve">2.6 </w:t>
+      </w:r>
+      <w:r>
+        <w:rPr>
+          <w:lang w:val="en-US"/>
+        </w:rPr>
+        <w:t>private List&lt;ParkingLot&gt; parking_ = new List&lt;ParkingLot&gt;();</w:t>
+      </w:r>
+      <w:r>
+        <w:rPr>
+          <w:lang w:val="en-US"/>
+        </w:rPr>
+        <w:t xml:space="preserve"> </w:t>
+      </w:r>
+      <w:r>
+        <w:t>хранит</w:t>
+      </w:r>
+      <w:r>
+        <w:rPr>
+          <w:lang w:val="en-US"/>
+        </w:rPr>
+        <w:t xml:space="preserve"> </w:t>
+      </w:r>
+      <w:r>
+        <w:t>парковочные</w:t>
+      </w:r>
+      <w:r>
+        <w:rPr>
+          <w:lang w:val="en-US"/>
+        </w:rPr>
+        <w:t xml:space="preserve"> </w:t>
+      </w:r>
+      <w:r>
+        <w:t>места</w:t>
+      </w:r>
+    </w:p>
+    <w:p>
+      <w:pPr>
+        <w:spacing w:after="0" w:line="360" w:lineRule="auto"/>
+        <w:ind w:firstLine="709"/>
+        <w:jc w:val="both"/>
+        <w:rPr>
+          <w:lang w:val="en-US"/>
+        </w:rPr>
+      </w:pPr>
+      <w:r>
+        <w:rPr>
+          <w:lang w:val="en-US"/>
+        </w:rPr>
+        <w:t xml:space="preserve">2.7 </w:t>
+      </w:r>
+      <w:r>
+        <w:rPr>
+          <w:lang w:val="en-US"/>
+        </w:rPr>
+        <w:t>public</w:t>
+      </w:r>
+      <w:r>
+        <w:rPr>
+          <w:lang w:val="en-US"/>
+        </w:rPr>
+        <w:t xml:space="preserve"> </w:t>
+      </w:r>
+      <w:r>
+        <w:rPr>
+          <w:lang w:val="en-US"/>
+        </w:rPr>
+        <w:t>bool</w:t>
+      </w:r>
+      <w:r>
+        <w:rPr>
+          <w:lang w:val="en-US"/>
+        </w:rPr>
+        <w:t xml:space="preserve"> </w:t>
+      </w:r>
+      <w:proofErr w:type="spellStart"/>
+      <w:proofErr w:type="gramStart"/>
+      <w:r>
+        <w:rPr>
+          <w:lang w:val="en-US"/>
+        </w:rPr>
+        <w:t>Taking</w:t>
+      </w:r>
+      <w:r>
+        <w:rPr>
+          <w:lang w:val="en-US"/>
+        </w:rPr>
+        <w:t>Place</w:t>
+      </w:r>
+      <w:proofErr w:type="spellEnd"/>
+      <w:r>
+        <w:rPr>
+          <w:lang w:val="en-US"/>
+        </w:rPr>
+        <w:t>(</w:t>
+      </w:r>
+      <w:proofErr w:type="gramEnd"/>
+      <w:r>
+        <w:rPr>
+          <w:lang w:val="en-US"/>
+        </w:rPr>
+        <w:t>int</w:t>
+      </w:r>
+      <w:r>
+        <w:rPr>
+          <w:lang w:val="en-US"/>
+        </w:rPr>
+        <w:t xml:space="preserve"> </w:t>
+      </w:r>
+      <w:r>
+        <w:rPr>
+          <w:lang w:val="en-US"/>
+        </w:rPr>
+        <w:t>userQuery</w:t>
+      </w:r>
+      <w:r>
+        <w:rPr>
+          <w:lang w:val="en-US"/>
+        </w:rPr>
+        <w:t xml:space="preserve">) </w:t>
+      </w:r>
+      <w:r>
+        <w:t>метод</w:t>
+      </w:r>
+      <w:r>
+        <w:rPr>
+          <w:lang w:val="en-US"/>
+        </w:rPr>
+        <w:t xml:space="preserve"> </w:t>
+      </w:r>
+      <w:r>
+        <w:t>для</w:t>
+      </w:r>
+      <w:r>
+        <w:rPr>
+          <w:lang w:val="en-US"/>
+        </w:rPr>
+        <w:t xml:space="preserve"> </w:t>
+      </w:r>
+      <w:r>
+        <w:t>занятия</w:t>
+      </w:r>
+      <w:r>
+        <w:rPr>
+          <w:lang w:val="en-US"/>
+        </w:rPr>
+        <w:t xml:space="preserve"> </w:t>
+      </w:r>
+      <w:r>
+        <w:t>свободного</w:t>
+      </w:r>
+      <w:r>
+        <w:rPr>
+          <w:lang w:val="en-US"/>
+        </w:rPr>
+        <w:t xml:space="preserve"> </w:t>
+      </w:r>
+      <w:r>
+        <w:t>места</w:t>
+      </w:r>
+      <w:r>
+        <w:rPr>
+          <w:lang w:val="en-US"/>
+        </w:rPr>
+        <w:t xml:space="preserve">, </w:t>
+      </w:r>
+      <w:r>
+        <w:rPr>
+          <w:lang w:val="en-US"/>
+        </w:rPr>
+        <w:t>userQuery</w:t>
+      </w:r>
+      <w:r>
+        <w:rPr>
+          <w:lang w:val="en-US"/>
+        </w:rPr>
+        <w:t xml:space="preserve"> = </w:t>
+      </w:r>
+      <w:r>
+        <w:t>номер</w:t>
+      </w:r>
+      <w:r>
+        <w:rPr>
+          <w:lang w:val="en-US"/>
+        </w:rPr>
+        <w:t xml:space="preserve"> </w:t>
+      </w:r>
+      <w:r>
+        <w:t>парковочного</w:t>
+      </w:r>
+      <w:r>
+        <w:rPr>
+          <w:lang w:val="en-US"/>
+        </w:rPr>
+        <w:t xml:space="preserve"> </w:t>
+      </w:r>
+      <w:r>
+        <w:t>места</w:t>
+      </w:r>
+    </w:p>
+    <w:p>
+      <w:pPr>
+        <w:spacing w:after="0" w:line="360" w:lineRule="auto"/>
+        <w:ind w:firstLine="709"/>
+        <w:jc w:val="both"/>
+        <w:rPr>
+          <w:lang w:val="en-US"/>
+        </w:rPr>
+      </w:pPr>
+      <w:proofErr w:type="gramStart"/>
+      <w:r>
+        <w:rPr>
+          <w:lang w:val="en-US"/>
+        </w:rPr>
+        <w:t>public</w:t>
+      </w:r>
+      <w:proofErr w:type="gramEnd"/>
+      <w:r>
+        <w:rPr>
+          <w:lang w:val="en-US"/>
+        </w:rPr>
+        <w:t xml:space="preserve"> </w:t>
+      </w:r>
+      <w:r>
+        <w:rPr>
+          <w:lang w:val="en-US"/>
+        </w:rPr>
+        <w:t>bool</w:t>
+      </w:r>
+      <w:r>
+        <w:rPr>
+          <w:lang w:val="en-US"/>
+        </w:rPr>
+        <w:t xml:space="preserve"> </w:t>
+      </w:r>
+      <w:r>
+        <w:rPr>
+          <w:lang w:val="en-US"/>
+        </w:rPr>
+        <w:t>FreeingUpSpace</w:t>
+      </w:r>
+      <w:r>
+        <w:rPr>
+          <w:lang w:val="en-US"/>
+        </w:rPr>
+        <w:t>(</w:t>
+      </w:r>
+      <w:r>
+        <w:rPr>
+          <w:lang w:val="en-US"/>
+        </w:rPr>
+        <w:t>int</w:t>
+      </w:r>
+      <w:r>
+        <w:rPr>
+          <w:lang w:val="en-US"/>
+        </w:rPr>
+        <w:t xml:space="preserve"> </w:t>
+      </w:r>
+      <w:r>
+        <w:rPr>
+          <w:lang w:val="en-US"/>
+        </w:rPr>
+        <w:t>userQuery</w:t>
+      </w:r>
+      <w:r>
+        <w:rPr>
+          <w:lang w:val="en-US"/>
+        </w:rPr>
+        <w:t>)</w:t>
+      </w:r>
+      <w:r>
+        <w:rPr>
+          <w:lang w:val="en-US"/>
+        </w:rPr>
+        <w:t xml:space="preserve"> </w:t>
+      </w:r>
+      <w:r>
+        <w:t>метод</w:t>
+      </w:r>
+      <w:r>
+        <w:rPr>
+          <w:lang w:val="en-US"/>
+        </w:rPr>
+        <w:t xml:space="preserve"> </w:t>
+      </w:r>
+      <w:r>
+        <w:t>для</w:t>
+      </w:r>
+      <w:r>
+        <w:rPr>
+          <w:lang w:val="en-US"/>
+        </w:rPr>
+        <w:t xml:space="preserve"> </w:t>
+      </w:r>
+      <w:r>
+        <w:t>освобождения</w:t>
+      </w:r>
+      <w:r>
+        <w:rPr>
+          <w:lang w:val="en-US"/>
+        </w:rPr>
+        <w:t xml:space="preserve"> </w:t>
+      </w:r>
+      <w:r>
+        <w:t>занятого</w:t>
+      </w:r>
+      <w:r>
+        <w:rPr>
+          <w:lang w:val="en-US"/>
+        </w:rPr>
+        <w:t xml:space="preserve"> </w:t>
+      </w:r>
+      <w:r>
+        <w:t>места</w:t>
+      </w:r>
+      <w:r>
+        <w:rPr>
+          <w:lang w:val="en-US"/>
+        </w:rPr>
+        <w:t xml:space="preserve">, </w:t>
+      </w:r>
+      <w:r>
+        <w:rPr>
+          <w:lang w:val="en-US"/>
+        </w:rPr>
+        <w:t>userQuery</w:t>
+      </w:r>
+      <w:r>
+        <w:rPr>
+          <w:lang w:val="en-US"/>
+        </w:rPr>
+        <w:t xml:space="preserve"> = </w:t>
+      </w:r>
+      <w:r>
+        <w:t>номер</w:t>
+      </w:r>
+      <w:r>
+        <w:rPr>
+          <w:lang w:val="en-US"/>
+        </w:rPr>
+        <w:t xml:space="preserve"> </w:t>
+      </w:r>
+      <w:r>
+        <w:t>парковочного</w:t>
+      </w:r>
+      <w:r>
+        <w:rPr>
+          <w:lang w:val="en-US"/>
+        </w:rPr>
+        <w:t xml:space="preserve"> </w:t>
+      </w:r>
+      <w:r>
+        <w:t>места</w:t>
+      </w:r>
+    </w:p>
+    <w:p>
+      <w:pPr>
+        <w:spacing w:after="0" w:line="360" w:lineRule="auto"/>
+        <w:ind w:firstLine="709"/>
+        <w:jc w:val="both"/>
+        <w:rPr>
+          <w:lang w:val="en-US"/>
+        </w:rPr>
+      </w:pPr>
+      <w:r>
+        <w:rPr>
+          <w:lang w:val="en-US"/>
+        </w:rPr>
+        <w:t>public</w:t>
+      </w:r>
+      <w:r>
+        <w:rPr>
+          <w:lang w:val="en-US"/>
+        </w:rPr>
+        <w:t xml:space="preserve"> </w:t>
+      </w:r>
+      <w:r>
+        <w:rPr>
+          <w:lang w:val="en-US"/>
+        </w:rPr>
+        <w:t>bool</w:t>
+      </w:r>
+      <w:r>
+        <w:rPr>
+          <w:lang w:val="en-US"/>
+        </w:rPr>
+        <w:t xml:space="preserve"> </w:t>
+      </w:r>
+      <w:r>
+        <w:rPr>
+          <w:lang w:val="en-US"/>
+        </w:rPr>
+        <w:t>ParkingLotIsBusy</w:t>
+      </w:r>
+      <w:r>
+        <w:rPr>
+          <w:lang w:val="en-US"/>
+        </w:rPr>
+        <w:t>(</w:t>
+      </w:r>
+      <w:r>
+        <w:rPr>
+          <w:lang w:val="en-US"/>
+        </w:rPr>
+        <w:t>int</w:t>
+      </w:r>
+      <w:r>
+        <w:rPr>
+          <w:lang w:val="en-US"/>
+        </w:rPr>
+        <w:t xml:space="preserve"> </w:t>
+      </w:r>
+      <w:r>
+        <w:rPr>
+          <w:lang w:val="en-US"/>
+        </w:rPr>
+        <w:t>userQuery</w:t>
+      </w:r>
+      <w:r>
+        <w:rPr>
+          <w:lang w:val="en-US"/>
+        </w:rPr>
+        <w:t xml:space="preserve">) </w:t>
+      </w:r>
+      <w:r>
+        <w:t>проверка</w:t>
+      </w:r>
+      <w:r>
+        <w:rPr>
+          <w:lang w:val="en-US"/>
+        </w:rPr>
+        <w:t xml:space="preserve"> </w:t>
+      </w:r>
+      <w:r>
+        <w:t>места</w:t>
+      </w:r>
+      <w:r>
+        <w:rPr>
+          <w:lang w:val="en-US"/>
+        </w:rPr>
+        <w:t xml:space="preserve"> – </w:t>
+      </w:r>
+      <w:r>
+        <w:t>занято</w:t>
+      </w:r>
+      <w:r>
+        <w:rPr>
+          <w:lang w:val="en-US"/>
+        </w:rPr>
+        <w:t xml:space="preserve"> </w:t>
+      </w:r>
+      <w:r>
+        <w:t>оно</w:t>
+      </w:r>
+      <w:r>
+        <w:rPr>
+          <w:lang w:val="en-US"/>
+        </w:rPr>
+        <w:t xml:space="preserve"> </w:t>
+      </w:r>
+      <w:r>
+        <w:t>или</w:t>
+      </w:r>
+      <w:r>
+        <w:rPr>
+          <w:lang w:val="en-US"/>
+        </w:rPr>
+        <w:t xml:space="preserve"> </w:t>
+      </w:r>
+      <w:r>
+        <w:t>нет</w:t>
+      </w:r>
+      <w:r>
+        <w:rPr>
+          <w:lang w:val="en-US"/>
+        </w:rPr>
+        <w:t xml:space="preserve">, </w:t>
+      </w:r>
+      <w:r>
+        <w:rPr>
+          <w:lang w:val="en-US"/>
+        </w:rPr>
+        <w:t>userQuery</w:t>
+      </w:r>
+      <w:r>
+        <w:rPr>
+          <w:lang w:val="en-US"/>
+        </w:rPr>
+        <w:t xml:space="preserve"> = </w:t>
+      </w:r>
+      <w:r>
+        <w:t>номер</w:t>
+      </w:r>
+      <w:r>
+        <w:rPr>
+          <w:lang w:val="en-US"/>
+        </w:rPr>
+        <w:t xml:space="preserve"> </w:t>
+      </w:r>
+      <w:r>
+        <w:t>парковочного</w:t>
+      </w:r>
+      <w:r>
+        <w:rPr>
+          <w:lang w:val="en-US"/>
+        </w:rPr>
+        <w:t xml:space="preserve"> </w:t>
+      </w:r>
+      <w:r>
+        <w:t>места</w:t>
+      </w:r>
+    </w:p>
+    <w:p>
+      <w:pPr>
+        <w:spacing w:after="0" w:line="360" w:lineRule="auto"/>
+        <w:ind w:firstLine="709"/>
+        <w:jc w:val="both"/>
+      </w:pPr>
+      <w:r>
+        <w:t>3. Описание тестовых сценариев</w:t>
+      </w:r>
+    </w:p>
+    <w:p>
+      <w:pPr>
+        <w:spacing w:after="0" w:line="360" w:lineRule="auto"/>
+        <w:ind w:firstLine="708"/>
+        <w:jc w:val="both"/>
+      </w:pPr>
+      <w:r>
+        <w:t xml:space="preserve">3.1 </w:t>
+      </w:r>
+      <w:r>
+        <w:t>Исходные данные</w:t>
+      </w:r>
+    </w:p>
+    <w:p>
+      <w:pPr>
+        <w:spacing w:after="0" w:line="360" w:lineRule="auto"/>
+        <w:ind w:firstLine="708"/>
+        <w:jc w:val="both"/>
+      </w:pPr>
+      <w:r>
+        <w:lastRenderedPageBreak/>
+        <w:t>Создается</w:t>
+      </w:r>
+      <w:r>
+        <w:t xml:space="preserve"> </w:t>
+      </w:r>
+      <w:r>
+        <w:t>экземпляр</w:t>
+      </w:r>
+      <w:r>
+        <w:t xml:space="preserve"> </w:t>
+      </w:r>
+      <w:r>
+        <w:t>класса</w:t>
+      </w:r>
+      <w:r>
+        <w:t xml:space="preserve"> </w:t>
+      </w:r>
+      <w:r>
+        <w:rPr>
+          <w:lang w:val="en-US"/>
+        </w:rPr>
+        <w:t>Parking</w:t>
+      </w:r>
+      <w:r>
+        <w:t xml:space="preserve"> — </w:t>
+      </w:r>
+      <w:r>
+        <w:rPr>
+          <w:lang w:val="en-US"/>
+        </w:rPr>
+        <w:t>parking</w:t>
+      </w:r>
+      <w:r>
+        <w:t>, где пользователь сам</w:t>
+      </w:r>
+      <w:r>
+        <w:t xml:space="preserve"> решает</w:t>
+      </w:r>
+      <w:r>
+        <w:t xml:space="preserve"> </w:t>
+      </w:r>
+      <w:r>
+        <w:t>сколько мест будет на парковке. По умолчанию все места свободны.</w:t>
+      </w:r>
+    </w:p>
+    <w:p>
+      <w:pPr>
+        <w:spacing w:after="0" w:line="360" w:lineRule="auto"/>
+        <w:ind w:firstLine="708"/>
+        <w:jc w:val="both"/>
+      </w:pPr>
+      <w:r>
+        <w:t>3.</w:t>
+      </w:r>
+      <w:r>
+        <w:t>2</w:t>
+      </w:r>
+      <w:r>
+        <w:t xml:space="preserve"> Шаги:</w:t>
+      </w:r>
+    </w:p>
+    <w:p>
+      <w:pPr>
+        <w:spacing w:after="0" w:line="360" w:lineRule="auto"/>
+        <w:ind w:firstLine="708"/>
+        <w:jc w:val="both"/>
+      </w:pPr>
+      <w:r>
+        <w:t xml:space="preserve">1) </w:t>
       </w:r>
       <w:r>
         <w:t>п</w:t>
       </w:r>
       <w:r>
-        <w:t>редупреждать пользователя что место занято (если оно занято)</w:t>
-      </w:r>
-      <w:r>
-        <w:t>;</w:t>
-      </w:r>
-    </w:p>
-    <w:p>
-      <w:pPr>
-        <w:spacing w:after="0" w:line="360" w:lineRule="auto"/>
-        <w:jc w:val="both"/>
-      </w:pPr>
-      <w:r>
-        <w:t xml:space="preserve">4) </w:t>
-      </w:r>
-      <w:r>
-        <w:t>о</w:t>
-      </w:r>
-      <w:r>
-        <w:t>свобождать занятое место пользователем</w:t>
-      </w:r>
-      <w:r>
-        <w:t>.</w:t>
-      </w:r>
-    </w:p>
-    <w:p>
-      <w:pPr>
-        <w:spacing w:after="0" w:line="360" w:lineRule="auto"/>
-        <w:jc w:val="both"/>
-      </w:pPr>
+        <w:t>ервый п</w:t>
+      </w:r>
+      <w:r>
+        <w:t xml:space="preserve">ользователь проверяет занято ли место с помощью метода </w:t>
+      </w:r>
+      <w:r>
+        <w:rPr>
+          <w:lang w:val="en-US"/>
+        </w:rPr>
+        <w:t>ParkingLotIsBusy</w:t>
+      </w:r>
     </w:p>
     <w:p>
       <w:pPr>
@@ -115,14 +1013,33 @@
         <w:jc w:val="both"/>
       </w:pPr>
       <w:r>
-        <w:t xml:space="preserve">2. Описание </w:t>
-      </w:r>
-      <w:r>
-        <w:t>проектируемых</w:t>
-      </w:r>
-      <w:r>
-        <w:t xml:space="preserve"> классов</w:t>
-      </w:r>
+        <w:t>2) м</w:t>
+      </w:r>
+      <w:r>
+        <w:t xml:space="preserve">есто оказывается </w:t>
+      </w:r>
+      <w:proofErr w:type="gramStart"/>
+      <w:r>
+        <w:t>свободным</w:t>
+      </w:r>
+      <w:proofErr w:type="gramEnd"/>
+      <w:r>
+        <w:t xml:space="preserve"> и пользователь занимает его с помощью метода </w:t>
+      </w:r>
+      <w:proofErr w:type="spellStart"/>
+      <w:r>
+        <w:rPr>
+          <w:lang w:val="en-US"/>
+        </w:rPr>
+        <w:t>Taking</w:t>
+      </w:r>
+      <w:r>
+        <w:rPr>
+          <w:lang w:val="en-US"/>
+        </w:rPr>
+        <w:t>Place</w:t>
+      </w:r>
+      <w:proofErr w:type="spellEnd"/>
     </w:p>
     <w:p>
       <w:pPr>
@@ -131,16 +1048,16 @@
         <w:jc w:val="both"/>
       </w:pPr>
       <w:r>
-        <w:t xml:space="preserve">2.1 </w:t>
-      </w:r>
-      <w:r>
-        <w:t xml:space="preserve">Имя класса - </w:t>
-      </w:r>
-      <w:r>
-        <w:rPr>
-          <w:lang w:val="en-US"/>
-        </w:rPr>
-        <w:t>ParkingLot</w:t>
+        <w:t>3) п</w:t>
+      </w:r>
+      <w:r>
+        <w:t xml:space="preserve">риходит второй пользователь и проверяет занято ли место первого пользователя с помощью метода </w:t>
+      </w:r>
+      <w:r>
+        <w:rPr>
+          <w:lang w:val="en-US"/>
+        </w:rPr>
+        <w:t>ParkingLotIsBusy</w:t>
       </w:r>
     </w:p>
     <w:p>
@@ -150,10 +1067,13 @@
         <w:jc w:val="both"/>
       </w:pPr>
       <w:r>
-        <w:t xml:space="preserve">2.2 </w:t>
-      </w:r>
-      <w:r>
-        <w:t>Данный класс описывает парковочные места, они имеют свой номер и могут быть заняты или свободны.</w:t>
+        <w:t>4) о</w:t>
+      </w:r>
+      <w:r>
+        <w:t xml:space="preserve">но оказывается занятым и второй пользователь ждёт </w:t>
+      </w:r>
+      <w:r>
+        <w:t>пока это места освободиться</w:t>
       </w:r>
     </w:p>
     <w:p>
@@ -163,19 +1083,19 @@
         <w:jc w:val="both"/>
       </w:pPr>
       <w:r>
-        <w:rPr>
-          <w:lang w:val="en-US"/>
-        </w:rPr>
-        <w:t xml:space="preserve">2.3 </w:t>
-      </w:r>
-      <w:r>
-        <w:t>Поля класса</w:t>
-      </w:r>
-      <w:r>
-        <w:rPr>
-          <w:lang w:val="en-US"/>
-        </w:rPr>
-        <w:t xml:space="preserve"> ParkingLot:</w:t>
+        <w:t>5) п</w:t>
+      </w:r>
+      <w:r>
+        <w:t>риходит первый пользователь и освобождает место с помощью метода</w:t>
+      </w:r>
+      <w:r>
+        <w:t xml:space="preserve"> </w:t>
+      </w:r>
+      <w:r>
+        <w:rPr>
+          <w:lang w:val="en-US"/>
+        </w:rPr>
+        <w:t>FreeingUpSpace</w:t>
       </w:r>
     </w:p>
     <w:p>
@@ -183,42 +1103,26 @@
         <w:spacing w:after="0" w:line="360" w:lineRule="auto"/>
         <w:ind w:firstLine="708"/>
         <w:jc w:val="both"/>
-        <w:rPr>
-          <w:lang w:val="en-US"/>
-        </w:rPr>
-      </w:pPr>
-      <w:r>
-        <w:rPr>
-          <w:lang w:val="en-US"/>
-        </w:rPr>
-        <w:t>private int numberOfLot_;</w:t>
-      </w:r>
-      <w:r>
-        <w:rPr>
-          <w:lang w:val="en-US"/>
-        </w:rPr>
-        <w:t xml:space="preserve"> </w:t>
-      </w:r>
-      <w:r>
-        <w:t>хранит</w:t>
-      </w:r>
-      <w:r>
-        <w:rPr>
-          <w:lang w:val="en-US"/>
-        </w:rPr>
-        <w:t xml:space="preserve"> </w:t>
-      </w:r>
-      <w:r>
-        <w:t>номер</w:t>
-      </w:r>
-      <w:r>
-        <w:rPr>
-          <w:lang w:val="en-US"/>
-        </w:rPr>
-        <w:t xml:space="preserve"> </w:t>
-      </w:r>
-      <w:r>
-        <w:t>места</w:t>
+      </w:pPr>
+      <w:r>
+        <w:t>6) в</w:t>
+      </w:r>
+      <w:r>
+        <w:t xml:space="preserve">торой пользователь занимает место первого пользователя с помощью метода </w:t>
+      </w:r>
+      <w:r>
+        <w:rPr>
+          <w:lang w:val="en-US"/>
+        </w:rPr>
+        <w:t>Taking</w:t>
+      </w:r>
+      <w:bookmarkStart w:id="0" w:name="_GoBack"/>
+      <w:bookmarkEnd w:id="0"/>
+      <w:r>
+        <w:rPr>
+          <w:lang w:val="en-US"/>
+        </w:rPr>
+        <w:t>Place</w:t>
       </w:r>
     </w:p>
     <w:p>
@@ -228,34 +1132,7 @@
         <w:jc w:val="both"/>
       </w:pPr>
       <w:r>
-        <w:rPr>
-          <w:lang w:val="en-US"/>
-        </w:rPr>
-        <w:t>private</w:t>
-      </w:r>
-      <w:r>
-        <w:t xml:space="preserve"> </w:t>
-      </w:r>
-      <w:r>
-        <w:rPr>
-          <w:lang w:val="en-US"/>
-        </w:rPr>
-        <w:t>bool</w:t>
-      </w:r>
-      <w:r>
-        <w:t xml:space="preserve"> </w:t>
-      </w:r>
-      <w:r>
-        <w:rPr>
-          <w:lang w:val="en-US"/>
-        </w:rPr>
-        <w:t>isBusy</w:t>
-      </w:r>
-      <w:r>
-        <w:t>_;</w:t>
-      </w:r>
-      <w:r>
-        <w:t xml:space="preserve"> хранит значение занято данное место или нет</w:t>
+        <w:t>3.3 Ожидаемый результат:</w:t>
       </w:r>
     </w:p>
     <w:p>
@@ -265,16 +1142,25 @@
         <w:jc w:val="both"/>
       </w:pPr>
       <w:r>
-        <w:t>public int Number</w:t>
-      </w:r>
-      <w:r>
-        <w:t xml:space="preserve"> </w:t>
-      </w:r>
-      <w:r>
-        <w:t xml:space="preserve">возвращает </w:t>
-      </w:r>
-      <w:r>
-        <w:t>номер парковочного места</w:t>
+        <w:t xml:space="preserve">1-е использование </w:t>
+      </w:r>
+      <w:r>
+        <w:t>ParkingLotIsBusy</w:t>
+      </w:r>
+      <w:r>
+        <w:t xml:space="preserve"> будет </w:t>
+      </w:r>
+      <w:r>
+        <w:rPr>
+          <w:lang w:val="en-US"/>
+        </w:rPr>
+        <w:t>false</w:t>
+      </w:r>
+      <w:r>
+        <w:t xml:space="preserve"> (1-</w:t>
+      </w:r>
+      <w:r>
+        <w:t>й шаг)</w:t>
       </w:r>
     </w:p>
     <w:p>
@@ -284,40 +1170,25 @@
         <w:jc w:val="both"/>
       </w:pPr>
       <w:r>
-        <w:rPr>
-          <w:lang w:val="en-US"/>
-        </w:rPr>
-        <w:t>public</w:t>
-      </w:r>
-      <w:r>
-        <w:t xml:space="preserve"> </w:t>
-      </w:r>
-      <w:r>
-        <w:rPr>
-          <w:lang w:val="en-US"/>
-        </w:rPr>
-        <w:t>bool</w:t>
-      </w:r>
-      <w:r>
-        <w:t xml:space="preserve"> </w:t>
-      </w:r>
-      <w:r>
-        <w:rPr>
-          <w:lang w:val="en-US"/>
-        </w:rPr>
-        <w:t>Busy</w:t>
-      </w:r>
-      <w:r>
-        <w:t xml:space="preserve"> </w:t>
-      </w:r>
-      <w:r>
-        <w:t>возвращает</w:t>
-      </w:r>
-      <w:r>
-        <w:t xml:space="preserve"> </w:t>
-      </w:r>
-      <w:r>
-        <w:t>и устанавливает значение занято место или не занято</w:t>
+        <w:t xml:space="preserve">2-е </w:t>
+      </w:r>
+      <w:r>
+        <w:t>использова</w:t>
+      </w:r>
+      <w:r>
+        <w:t xml:space="preserve">ние ParkingLotIsBusy будет </w:t>
+      </w:r>
+      <w:r>
+        <w:rPr>
+          <w:lang w:val="en-US"/>
+        </w:rPr>
+        <w:t>true</w:t>
+      </w:r>
+      <w:r>
+        <w:t xml:space="preserve"> (3</w:t>
+      </w:r>
+      <w:r>
+        <w:t>-й шаг)</w:t>
       </w:r>
     </w:p>
     <w:p>
@@ -327,495 +1198,23 @@
         <w:jc w:val="both"/>
       </w:pPr>
       <w:r>
-        <w:t>2.4</w:t>
-      </w:r>
-      <w:r>
-        <w:t xml:space="preserve"> </w:t>
-      </w:r>
-      <w:r>
-        <w:t xml:space="preserve">Имя класса – </w:t>
-      </w:r>
-      <w:r>
-        <w:rPr>
-          <w:lang w:val="en-US"/>
-        </w:rPr>
-        <w:t>Parking</w:t>
-      </w:r>
-    </w:p>
-    <w:p>
-      <w:pPr>
-        <w:spacing w:after="0" w:line="360" w:lineRule="auto"/>
-        <w:ind w:firstLine="708"/>
-        <w:jc w:val="both"/>
-      </w:pPr>
-      <w:r>
-        <w:t>2.5</w:t>
-      </w:r>
-      <w:r>
-        <w:t xml:space="preserve"> </w:t>
-      </w:r>
-      <w:r>
-        <w:t>Данный класс описывает парковку, где пользователь может занять или освободить место.</w:t>
-      </w:r>
-    </w:p>
-    <w:p>
-      <w:pPr>
-        <w:spacing w:after="0" w:line="360" w:lineRule="auto"/>
-        <w:ind w:firstLine="708"/>
-        <w:jc w:val="both"/>
-      </w:pPr>
-      <w:r>
-        <w:rPr>
-          <w:lang w:val="en-US"/>
-        </w:rPr>
-        <w:t xml:space="preserve">2.6 </w:t>
-      </w:r>
-      <w:r>
-        <w:rPr>
-          <w:lang w:val="en-US"/>
-        </w:rPr>
-        <w:t>private List&lt;ParkingLot&gt; parking_ = new List&lt;ParkingLot&gt;();</w:t>
-      </w:r>
-      <w:r>
-        <w:rPr>
-          <w:lang w:val="en-US"/>
-        </w:rPr>
-        <w:t xml:space="preserve"> </w:t>
-      </w:r>
-      <w:r>
-        <w:t>хранит</w:t>
-      </w:r>
-      <w:r>
-        <w:rPr>
-          <w:lang w:val="en-US"/>
-        </w:rPr>
-        <w:t xml:space="preserve"> </w:t>
-      </w:r>
-      <w:r>
-        <w:t>парковочные</w:t>
-      </w:r>
-      <w:r>
-        <w:rPr>
-          <w:lang w:val="en-US"/>
-        </w:rPr>
-        <w:t xml:space="preserve"> </w:t>
-      </w:r>
-      <w:r>
-        <w:t>места</w:t>
-      </w:r>
-    </w:p>
-    <w:p>
-      <w:pPr>
-        <w:spacing w:after="0" w:line="360" w:lineRule="auto"/>
-        <w:ind w:firstLine="708"/>
-        <w:jc w:val="both"/>
-      </w:pPr>
-      <w:r>
-        <w:t xml:space="preserve">2.7 </w:t>
-      </w:r>
-      <w:r>
-        <w:rPr>
-          <w:lang w:val="en-US"/>
-        </w:rPr>
-        <w:t>public</w:t>
-      </w:r>
-      <w:r>
-        <w:t xml:space="preserve"> </w:t>
-      </w:r>
-      <w:r>
-        <w:rPr>
-          <w:lang w:val="en-US"/>
-        </w:rPr>
-        <w:t>void</w:t>
-      </w:r>
-      <w:r>
-        <w:t xml:space="preserve"> </w:t>
-      </w:r>
-      <w:r>
-        <w:rPr>
-          <w:lang w:val="en-US"/>
-        </w:rPr>
-        <w:t>TakingAPlace</w:t>
+        <w:t xml:space="preserve">3-е </w:t>
+      </w:r>
+      <w:r>
+        <w:t>использование ParkingLotIsBusy будет false</w:t>
+      </w:r>
+      <w:r>
+        <w:t xml:space="preserve"> </w:t>
       </w:r>
       <w:r>
         <w:t>(</w:t>
       </w:r>
       <w:r>
-        <w:rPr>
-          <w:lang w:val="en-US"/>
-        </w:rPr>
-        <w:t>int</w:t>
-      </w:r>
-      <w:r>
-        <w:t xml:space="preserve"> </w:t>
-      </w:r>
-      <w:r>
-        <w:rPr>
-          <w:lang w:val="en-US"/>
-        </w:rPr>
-        <w:t>userQuery</w:t>
-      </w:r>
-      <w:r>
-        <w:t>)</w:t>
-      </w:r>
-      <w:r>
-        <w:t xml:space="preserve"> </w:t>
-      </w:r>
-      <w:r>
-        <w:t>метод</w:t>
-      </w:r>
-      <w:r>
-        <w:t xml:space="preserve"> </w:t>
-      </w:r>
-      <w:r>
-        <w:t>для</w:t>
-      </w:r>
-      <w:r>
-        <w:t xml:space="preserve"> </w:t>
-      </w:r>
-      <w:r>
-        <w:t>занятия</w:t>
-      </w:r>
-      <w:r>
-        <w:t xml:space="preserve"> </w:t>
-      </w:r>
-      <w:r>
-        <w:t>свободного места</w:t>
-      </w:r>
-      <w:r>
-        <w:t xml:space="preserve">, </w:t>
-      </w:r>
-      <w:r>
-        <w:rPr>
-          <w:lang w:val="en-US"/>
-        </w:rPr>
-        <w:t>userQuery</w:t>
-      </w:r>
-      <w:r>
-        <w:t xml:space="preserve"> </w:t>
-      </w:r>
-      <w:r>
-        <w:t>= номер парковочного места</w:t>
-      </w:r>
-    </w:p>
-    <w:p>
-      <w:pPr>
-        <w:spacing w:after="0" w:line="360" w:lineRule="auto"/>
-        <w:ind w:firstLine="708"/>
-        <w:jc w:val="both"/>
-      </w:pPr>
-      <w:r>
-        <w:rPr>
-          <w:lang w:val="en-US"/>
-        </w:rPr>
-        <w:t>public</w:t>
-      </w:r>
-      <w:r>
-        <w:t xml:space="preserve"> </w:t>
-      </w:r>
-      <w:r>
-        <w:rPr>
-          <w:lang w:val="en-US"/>
-        </w:rPr>
-        <w:t>void</w:t>
-      </w:r>
-      <w:r>
-        <w:t xml:space="preserve"> </w:t>
-      </w:r>
-      <w:r>
-        <w:rPr>
-          <w:lang w:val="en-US"/>
-        </w:rPr>
-        <w:t>FreeingUpSpace</w:t>
-      </w:r>
-      <w:r>
-        <w:t>(</w:t>
-      </w:r>
-      <w:r>
-        <w:rPr>
-          <w:lang w:val="en-US"/>
-        </w:rPr>
-        <w:t>int</w:t>
-      </w:r>
-      <w:r>
-        <w:t xml:space="preserve"> </w:t>
-      </w:r>
-      <w:r>
-        <w:rPr>
-          <w:lang w:val="en-US"/>
-        </w:rPr>
-        <w:t>userQuery</w:t>
-      </w:r>
-      <w:r>
-        <w:t>)</w:t>
-      </w:r>
-      <w:r>
-        <w:t xml:space="preserve"> </w:t>
-      </w:r>
-      <w:r>
-        <w:t xml:space="preserve"> </w:t>
-      </w:r>
-      <w:r>
-        <w:t>метод</w:t>
-      </w:r>
-      <w:r>
-        <w:t xml:space="preserve"> </w:t>
-      </w:r>
-      <w:r>
-        <w:t>для</w:t>
-      </w:r>
-      <w:r>
-        <w:t xml:space="preserve"> </w:t>
-      </w:r>
-      <w:r>
-        <w:t>освобождения</w:t>
-      </w:r>
-      <w:r>
-        <w:t xml:space="preserve"> </w:t>
-      </w:r>
-      <w:r>
-        <w:t>занятого</w:t>
-      </w:r>
-      <w:r>
-        <w:t xml:space="preserve"> места</w:t>
-      </w:r>
-      <w:r>
-        <w:t xml:space="preserve">, </w:t>
-      </w:r>
-      <w:r>
-        <w:rPr>
-          <w:lang w:val="en-US"/>
-        </w:rPr>
-        <w:t>userQuery</w:t>
-      </w:r>
-      <w:r>
-        <w:t xml:space="preserve"> </w:t>
-      </w:r>
-      <w:r>
-        <w:t>= номер парковочного места</w:t>
-      </w:r>
-    </w:p>
-    <w:p>
-      <w:pPr>
-        <w:spacing w:after="0" w:line="360" w:lineRule="auto"/>
-        <w:ind w:firstLine="708"/>
-        <w:jc w:val="both"/>
-        <w:rPr>
-          <w:lang w:val="en-US"/>
-        </w:rPr>
-      </w:pPr>
-      <w:r>
-        <w:rPr>
-          <w:lang w:val="en-US"/>
-        </w:rPr>
-        <w:t>public</w:t>
-      </w:r>
-      <w:r>
-        <w:t xml:space="preserve"> </w:t>
-      </w:r>
-      <w:r>
-        <w:rPr>
-          <w:lang w:val="en-US"/>
-        </w:rPr>
-        <w:t>bool</w:t>
-      </w:r>
-      <w:r>
-        <w:t xml:space="preserve"> </w:t>
-      </w:r>
-      <w:r>
-        <w:rPr>
-          <w:lang w:val="en-US"/>
-        </w:rPr>
-        <w:t>ParkingLotIsBusy</w:t>
-      </w:r>
-      <w:r>
-        <w:t>(</w:t>
-      </w:r>
-      <w:r>
-        <w:rPr>
-          <w:lang w:val="en-US"/>
-        </w:rPr>
-        <w:t>int</w:t>
-      </w:r>
-      <w:r>
-        <w:t xml:space="preserve"> </w:t>
-      </w:r>
-      <w:r>
-        <w:rPr>
-          <w:lang w:val="en-US"/>
-        </w:rPr>
-        <w:t>userQuery</w:t>
-      </w:r>
-      <w:r>
-        <w:t>)</w:t>
-      </w:r>
-      <w:r>
-        <w:t xml:space="preserve"> </w:t>
-      </w:r>
-      <w:r>
-        <w:t>проверка</w:t>
-      </w:r>
-      <w:r>
-        <w:t xml:space="preserve"> </w:t>
-      </w:r>
-      <w:r>
-        <w:t>места</w:t>
-      </w:r>
-      <w:r>
-        <w:t xml:space="preserve"> – </w:t>
-      </w:r>
-      <w:r>
-        <w:t>занято</w:t>
-      </w:r>
-      <w:r>
-        <w:t xml:space="preserve"> </w:t>
-      </w:r>
-      <w:r>
-        <w:t>оно или нет</w:t>
-      </w:r>
-      <w:r>
-        <w:t xml:space="preserve">, </w:t>
-      </w:r>
-      <w:r>
-        <w:rPr>
-          <w:lang w:val="en-US"/>
-        </w:rPr>
-        <w:t>userQuery</w:t>
-      </w:r>
-      <w:r>
-        <w:t xml:space="preserve"> </w:t>
-      </w:r>
-      <w:r>
-        <w:t>= номер парковочного места</w:t>
-      </w:r>
-    </w:p>
-    <w:p>
-      <w:pPr>
-        <w:spacing w:after="0" w:line="360" w:lineRule="auto"/>
-        <w:ind w:firstLine="708"/>
-        <w:jc w:val="both"/>
-      </w:pPr>
-      <w:r>
-        <w:lastRenderedPageBreak/>
-        <w:t>3. Описание тестовых сценариев</w:t>
-      </w:r>
-    </w:p>
-    <w:p>
-      <w:pPr>
-        <w:spacing w:after="0" w:line="360" w:lineRule="auto"/>
-        <w:ind w:firstLine="708"/>
-        <w:jc w:val="both"/>
-      </w:pPr>
-      <w:r>
-        <w:t>3.1 Шаги:</w:t>
-      </w:r>
-    </w:p>
-    <w:p>
-      <w:pPr>
-        <w:spacing w:after="0" w:line="360" w:lineRule="auto"/>
-        <w:ind w:firstLine="708"/>
-        <w:jc w:val="both"/>
-      </w:pPr>
-      <w:r>
-        <w:t xml:space="preserve">1) Пользователь проверяет занято ли место с помощью метода </w:t>
-      </w:r>
-      <w:r>
-        <w:rPr>
-          <w:lang w:val="en-US"/>
-        </w:rPr>
-        <w:t>ParkingLotIsBusy</w:t>
-      </w:r>
-    </w:p>
-    <w:p>
-      <w:pPr>
-        <w:spacing w:after="0" w:line="360" w:lineRule="auto"/>
-        <w:ind w:firstLine="708"/>
-        <w:jc w:val="both"/>
-      </w:pPr>
-      <w:r>
-        <w:t xml:space="preserve">2) Место оказывается свободным и пользователь занимает его с помощью метода </w:t>
-      </w:r>
-      <w:r>
-        <w:rPr>
-          <w:lang w:val="en-US"/>
-        </w:rPr>
-        <w:t>TakingAPlace</w:t>
-      </w:r>
-    </w:p>
-    <w:p>
-      <w:pPr>
-        <w:spacing w:after="0" w:line="360" w:lineRule="auto"/>
-        <w:ind w:firstLine="708"/>
-        <w:jc w:val="both"/>
-      </w:pPr>
-      <w:r>
-        <w:t xml:space="preserve">3) приходит второй пользователь и проверяет занято ли место первого пользователя с помощью метода </w:t>
-      </w:r>
-      <w:r>
-        <w:rPr>
-          <w:lang w:val="en-US"/>
-        </w:rPr>
-        <w:t>ParkingLotIsBusy</w:t>
-      </w:r>
-    </w:p>
-    <w:p>
-      <w:pPr>
-        <w:spacing w:after="0" w:line="360" w:lineRule="auto"/>
-        <w:ind w:firstLine="708"/>
-        <w:jc w:val="both"/>
-      </w:pPr>
-      <w:r>
-        <w:t>4) оно оказывается занятым и второй пользователь ждёт (так как это его любимое место)</w:t>
-      </w:r>
-    </w:p>
-    <w:p>
-      <w:pPr>
-        <w:spacing w:after="0" w:line="360" w:lineRule="auto"/>
-        <w:ind w:firstLine="708"/>
-        <w:jc w:val="both"/>
-      </w:pPr>
-      <w:r>
-        <w:t>5) приходит первый пользователь и освобождает место с помощью метода</w:t>
-      </w:r>
-      <w:r>
-        <w:t xml:space="preserve"> </w:t>
-      </w:r>
-      <w:r>
-        <w:rPr>
-          <w:lang w:val="en-US"/>
-        </w:rPr>
-        <w:t>FreeingUpSpace</w:t>
-      </w:r>
-    </w:p>
-    <w:p>
-      <w:pPr>
-        <w:spacing w:after="0" w:line="360" w:lineRule="auto"/>
-        <w:ind w:firstLine="708"/>
-        <w:jc w:val="both"/>
-      </w:pPr>
-      <w:r>
-        <w:t xml:space="preserve">6) второй пользователь занимает место первого пользователя с помощью метода </w:t>
-      </w:r>
-      <w:r>
-        <w:rPr>
-          <w:lang w:val="en-US"/>
-        </w:rPr>
-        <w:t>TakingAPlace</w:t>
-      </w:r>
-    </w:p>
-    <w:p>
-      <w:pPr>
-        <w:spacing w:after="0" w:line="360" w:lineRule="auto"/>
-        <w:ind w:firstLine="708"/>
-        <w:jc w:val="both"/>
-      </w:pPr>
-    </w:p>
-    <w:p>
-      <w:pPr>
-        <w:spacing w:after="0" w:line="360" w:lineRule="auto"/>
-        <w:ind w:firstLine="708"/>
-        <w:jc w:val="both"/>
-      </w:pPr>
+        <w:t>6</w:t>
+      </w:r>
+      <w:r>
+        <w:t>-й шаг)</w:t>
+      </w:r>
     </w:p>
     <w:sectPr>
       <w:pgSz w:w="11906" w:h="16838" w:code="9"/>
@@ -827,8 +1226,102 @@
 </w:document>
 </file>
 
+<file path=word/numbering.xml><?xml version="1.0" encoding="utf-8"?>
+<w:numbering xmlns:wpc="http://schemas.microsoft.com/office/word/2010/wordprocessingCanvas" xmlns:cx="http://schemas.microsoft.com/office/drawing/2014/chartex" xmlns:cx1="http://schemas.microsoft.com/office/drawing/2015/9/8/chartex" xmlns:mc="http://schemas.openxmlformats.org/markup-compatibility/2006" xmlns:o="urn:schemas-microsoft-com:office:office" xmlns:r="http://schemas.openxmlformats.org/officeDocument/2006/relationships" xmlns:m="http://schemas.openxmlformats.org/officeDocument/2006/math" xmlns:v="urn:schemas-microsoft-com:vml" xmlns:wp14="http://schemas.microsoft.com/office/word/2010/wordprocessingDrawing" xmlns:wp="http://schemas.openxmlformats.org/drawingml/2006/wordprocessingDrawing" xmlns:w10="urn:schemas-microsoft-com:office:word" xmlns:w="http://schemas.openxmlformats.org/wordprocessingml/2006/main" xmlns:w14="http://schemas.microsoft.com/office/word/2010/wordml" xmlns:w15="http://schemas.microsoft.com/office/word/2012/wordml" xmlns:w16se="http://schemas.microsoft.com/office/word/2015/wordml/symex" xmlns:wpg="http://schemas.microsoft.com/office/word/2010/wordprocessingGroup" xmlns:wpi="http://schemas.microsoft.com/office/word/2010/wordprocessingInk" xmlns:wne="http://schemas.microsoft.com/office/word/2006/wordml" xmlns:wps="http://schemas.microsoft.com/office/word/2010/wordprocessingShape" mc:Ignorable="w14 w15 w16se wp14">
+  <w:abstractNum w:abstractNumId="0" w15:restartNumberingAfterBreak="0">
+    <w:nsid w:val="2F145D67"/>
+    <w:multiLevelType w:val="hybridMultilevel"/>
+    <w:tmpl w:val="11869B48"/>
+    <w:lvl w:ilvl="0" w:tplc="04190017">
+      <w:start w:val="1"/>
+      <w:numFmt w:val="lowerLetter"/>
+      <w:lvlText w:val="%1)"/>
+      <w:lvlJc w:val="left"/>
+      <w:pPr>
+        <w:ind w:left="720" w:hanging="360"/>
+      </w:pPr>
+    </w:lvl>
+    <w:lvl w:ilvl="1" w:tplc="04190019" w:tentative="1">
+      <w:start w:val="1"/>
+      <w:numFmt w:val="lowerLetter"/>
+      <w:lvlText w:val="%2."/>
+      <w:lvlJc w:val="left"/>
+      <w:pPr>
+        <w:ind w:left="1440" w:hanging="360"/>
+      </w:pPr>
+    </w:lvl>
+    <w:lvl w:ilvl="2" w:tplc="0419001B" w:tentative="1">
+      <w:start w:val="1"/>
+      <w:numFmt w:val="lowerRoman"/>
+      <w:lvlText w:val="%3."/>
+      <w:lvlJc w:val="right"/>
+      <w:pPr>
+        <w:ind w:left="2160" w:hanging="180"/>
+      </w:pPr>
+    </w:lvl>
+    <w:lvl w:ilvl="3" w:tplc="0419000F" w:tentative="1">
+      <w:start w:val="1"/>
+      <w:numFmt w:val="decimal"/>
+      <w:lvlText w:val="%4."/>
+      <w:lvlJc w:val="left"/>
+      <w:pPr>
+        <w:ind w:left="2880" w:hanging="360"/>
+      </w:pPr>
+    </w:lvl>
+    <w:lvl w:ilvl="4" w:tplc="04190019" w:tentative="1">
+      <w:start w:val="1"/>
+      <w:numFmt w:val="lowerLetter"/>
+      <w:lvlText w:val="%5."/>
+      <w:lvlJc w:val="left"/>
+      <w:pPr>
+        <w:ind w:left="3600" w:hanging="360"/>
+      </w:pPr>
+    </w:lvl>
+    <w:lvl w:ilvl="5" w:tplc="0419001B" w:tentative="1">
+      <w:start w:val="1"/>
+      <w:numFmt w:val="lowerRoman"/>
+      <w:lvlText w:val="%6."/>
+      <w:lvlJc w:val="right"/>
+      <w:pPr>
+        <w:ind w:left="4320" w:hanging="180"/>
+      </w:pPr>
+    </w:lvl>
+    <w:lvl w:ilvl="6" w:tplc="0419000F" w:tentative="1">
+      <w:start w:val="1"/>
+      <w:numFmt w:val="decimal"/>
+      <w:lvlText w:val="%7."/>
+      <w:lvlJc w:val="left"/>
+      <w:pPr>
+        <w:ind w:left="5040" w:hanging="360"/>
+      </w:pPr>
+    </w:lvl>
+    <w:lvl w:ilvl="7" w:tplc="04190019" w:tentative="1">
+      <w:start w:val="1"/>
+      <w:numFmt w:val="lowerLetter"/>
+      <w:lvlText w:val="%8."/>
+      <w:lvlJc w:val="left"/>
+      <w:pPr>
+        <w:ind w:left="5760" w:hanging="360"/>
+      </w:pPr>
+    </w:lvl>
+    <w:lvl w:ilvl="8" w:tplc="0419001B" w:tentative="1">
+      <w:start w:val="1"/>
+      <w:numFmt w:val="lowerRoman"/>
+      <w:lvlText w:val="%9."/>
+      <w:lvlJc w:val="right"/>
+      <w:pPr>
+        <w:ind w:left="6480" w:hanging="180"/>
+      </w:pPr>
+    </w:lvl>
+  </w:abstractNum>
+  <w:num w:numId="1">
+    <w:abstractNumId w:val="0"/>
+  </w:num>
+</w:numbering>
+</file>
+
 <file path=word/styles.xml><?xml version="1.0" encoding="utf-8"?>
-<w:styles xmlns:mc="http://schemas.openxmlformats.org/markup-compatibility/2006" xmlns:r="http://schemas.openxmlformats.org/officeDocument/2006/relationships" xmlns:w="http://schemas.openxmlformats.org/wordprocessingml/2006/main" xmlns:w14="http://schemas.microsoft.com/office/word/2010/wordml" xmlns:w15="http://schemas.microsoft.com/office/word/2012/wordml" xmlns:w16cex="http://schemas.microsoft.com/office/word/2018/wordml/cex" xmlns:w16cid="http://schemas.microsoft.com/office/word/2016/wordml/cid" xmlns:w16="http://schemas.microsoft.com/office/word/2018/wordml" xmlns:w16du="http://schemas.microsoft.com/office/word/2023/wordml/word16du" xmlns:w16sdtdh="http://schemas.microsoft.com/office/word/2020/wordml/sdtdatahash" xmlns:w16sdtfl="http://schemas.microsoft.com/office/word/2024/wordml/sdtformatlock" xmlns:w16se="http://schemas.microsoft.com/office/word/2015/wordml/symex" mc:Ignorable="w14 w15 w16se w16cid w16 w16cex w16sdtdh w16sdtfl w16du">
+<w:styles xmlns:mc="http://schemas.openxmlformats.org/markup-compatibility/2006" xmlns:r="http://schemas.openxmlformats.org/officeDocument/2006/relationships" xmlns:w="http://schemas.openxmlformats.org/wordprocessingml/2006/main" xmlns:w14="http://schemas.microsoft.com/office/word/2010/wordml" xmlns:w15="http://schemas.microsoft.com/office/word/2012/wordml" xmlns:w16se="http://schemas.microsoft.com/office/word/2015/wordml/symex" mc:Ignorable="w14 w15 w16se">
   <w:docDefaults>
     <w:rPrDefault>
       <w:rPr>
@@ -846,7 +1339,7 @@
       </w:pPr>
     </w:pPrDefault>
   </w:docDefaults>
-  <w:latentStyles w:defLockedState="0" w:defUIPriority="99" w:defSemiHidden="0" w:defUnhideWhenUsed="0" w:defQFormat="0" w:count="376">
+  <w:latentStyles w:defLockedState="0" w:defUIPriority="99" w:defSemiHidden="0" w:defUnhideWhenUsed="0" w:defQFormat="0" w:count="371">
     <w:lsdException w:name="Normal" w:uiPriority="0" w:qFormat="1"/>
     <w:lsdException w:name="heading 1" w:uiPriority="9" w:qFormat="1"/>
     <w:lsdException w:name="heading 2" w:semiHidden="1" w:uiPriority="9" w:unhideWhenUsed="1" w:qFormat="1"/>
@@ -1218,11 +1711,6 @@
     <w:lsdException w:name="List Table 5 Dark Accent 6" w:uiPriority="50"/>
     <w:lsdException w:name="List Table 6 Colorful Accent 6" w:uiPriority="51"/>
     <w:lsdException w:name="List Table 7 Colorful Accent 6" w:uiPriority="52"/>
-    <w:lsdException w:name="Mention" w:semiHidden="1" w:unhideWhenUsed="1"/>
-    <w:lsdException w:name="Smart Hyperlink" w:semiHidden="1" w:unhideWhenUsed="1"/>
-    <w:lsdException w:name="Hashtag" w:semiHidden="1" w:unhideWhenUsed="1"/>
-    <w:lsdException w:name="Unresolved Mention" w:semiHidden="1" w:unhideWhenUsed="1"/>
-    <w:lsdException w:name="Smart Link" w:semiHidden="1" w:unhideWhenUsed="1"/>
   </w:latentStyles>
   <w:style w:type="paragraph" w:default="1" w:styleId="a">
     <w:name w:val="Normal"/>
@@ -1437,6 +1925,7 @@
   <w:style w:type="character" w:default="1" w:styleId="a0">
     <w:name w:val="Default Paragraph Font"/>
     <w:uiPriority w:val="1"/>
+    <w:semiHidden/>
     <w:unhideWhenUsed/>
   </w:style>
   <w:style w:type="table" w:default="1" w:styleId="a1">

--- a/Техничекое задание.docx
+++ b/Техничекое задание.docx
@@ -1,6 +1,6 @@
 
 <file path=word/document.xml><?xml version="1.0" encoding="utf-8"?>
-<w:document xmlns:wpc="http://schemas.microsoft.com/office/word/2010/wordprocessingCanvas" xmlns:cx="http://schemas.microsoft.com/office/drawing/2014/chartex" xmlns:cx1="http://schemas.microsoft.com/office/drawing/2015/9/8/chartex" xmlns:mc="http://schemas.openxmlformats.org/markup-compatibility/2006" xmlns:o="urn:schemas-microsoft-com:office:office" xmlns:r="http://schemas.openxmlformats.org/officeDocument/2006/relationships" xmlns:m="http://schemas.openxmlformats.org/officeDocument/2006/math" xmlns:v="urn:schemas-microsoft-com:vml" xmlns:wp14="http://schemas.microsoft.com/office/word/2010/wordprocessingDrawing" xmlns:wp="http://schemas.openxmlformats.org/drawingml/2006/wordprocessingDrawing" xmlns:w10="urn:schemas-microsoft-com:office:word" xmlns:w="http://schemas.openxmlformats.org/wordprocessingml/2006/main" xmlns:w14="http://schemas.microsoft.com/office/word/2010/wordml" xmlns:w15="http://schemas.microsoft.com/office/word/2012/wordml" xmlns:w16se="http://schemas.microsoft.com/office/word/2015/wordml/symex" xmlns:wpg="http://schemas.microsoft.com/office/word/2010/wordprocessingGroup" xmlns:wpi="http://schemas.microsoft.com/office/word/2010/wordprocessingInk" xmlns:wne="http://schemas.microsoft.com/office/word/2006/wordml" xmlns:wps="http://schemas.microsoft.com/office/word/2010/wordprocessingShape" mc:Ignorable="w14 w15 w16se wp14">
+<w:document xmlns:wpc="http://schemas.microsoft.com/office/word/2010/wordprocessingCanvas" xmlns:cx="http://schemas.microsoft.com/office/drawing/2014/chartex" xmlns:cx1="http://schemas.microsoft.com/office/drawing/2015/9/8/chartex" xmlns:cx2="http://schemas.microsoft.com/office/drawing/2015/10/21/chartex" xmlns:cx3="http://schemas.microsoft.com/office/drawing/2016/5/9/chartex" xmlns:cx4="http://schemas.microsoft.com/office/drawing/2016/5/10/chartex" xmlns:cx5="http://schemas.microsoft.com/office/drawing/2016/5/11/chartex" xmlns:cx6="http://schemas.microsoft.com/office/drawing/2016/5/12/chartex" xmlns:cx7="http://schemas.microsoft.com/office/drawing/2016/5/13/chartex" xmlns:cx8="http://schemas.microsoft.com/office/drawing/2016/5/14/chartex" xmlns:mc="http://schemas.openxmlformats.org/markup-compatibility/2006" xmlns:aink="http://schemas.microsoft.com/office/drawing/2016/ink" xmlns:am3d="http://schemas.microsoft.com/office/drawing/2017/model3d" xmlns:o="urn:schemas-microsoft-com:office:office" xmlns:oel="http://schemas.microsoft.com/office/2019/extlst" xmlns:r="http://schemas.openxmlformats.org/officeDocument/2006/relationships" xmlns:m="http://schemas.openxmlformats.org/officeDocument/2006/math" xmlns:v="urn:schemas-microsoft-com:vml" xmlns:wp14="http://schemas.microsoft.com/office/word/2010/wordprocessingDrawing" xmlns:wp="http://schemas.openxmlformats.org/drawingml/2006/wordprocessingDrawing" xmlns:w10="urn:schemas-microsoft-com:office:word" xmlns:w="http://schemas.openxmlformats.org/wordprocessingml/2006/main" xmlns:w14="http://schemas.microsoft.com/office/word/2010/wordml" xmlns:w15="http://schemas.microsoft.com/office/word/2012/wordml" xmlns:w16cex="http://schemas.microsoft.com/office/word/2018/wordml/cex" xmlns:w16cid="http://schemas.microsoft.com/office/word/2016/wordml/cid" xmlns:w16="http://schemas.microsoft.com/office/word/2018/wordml" xmlns:w16sdtdh="http://schemas.microsoft.com/office/word/2020/wordml/sdtdatahash" xmlns:w16se="http://schemas.microsoft.com/office/word/2015/wordml/symex" xmlns:wpg="http://schemas.microsoft.com/office/word/2010/wordprocessingGroup" xmlns:wpi="http://schemas.microsoft.com/office/word/2010/wordprocessingInk" xmlns:wne="http://schemas.microsoft.com/office/word/2006/wordml" xmlns:wps="http://schemas.microsoft.com/office/word/2010/wordprocessingShape" mc:Ignorable="w14 w15 w16se w16cid w16 w16cex w16sdtdh wp14">
   <w:body>
     <w:p>
       <w:pPr>
@@ -156,19 +156,11 @@
           <w:lang w:val="en-US"/>
         </w:rPr>
       </w:pPr>
-      <w:proofErr w:type="gramStart"/>
-      <w:r>
-        <w:rPr>
-          <w:lang w:val="en-US"/>
-        </w:rPr>
-        <w:t>2.3</w:t>
-      </w:r>
-      <w:proofErr w:type="gramEnd"/>
-      <w:r>
-        <w:rPr>
-          <w:lang w:val="en-US"/>
-        </w:rPr>
-        <w:t xml:space="preserve"> </w:t>
+      <w:r>
+        <w:rPr>
+          <w:lang w:val="en-US"/>
+        </w:rPr>
+        <w:t xml:space="preserve">2.3 </w:t>
       </w:r>
       <w:r>
         <w:t>Поля</w:t>
@@ -198,43 +190,171 @@
           <w:lang w:val="en-US"/>
         </w:rPr>
       </w:pPr>
-      <w:proofErr w:type="gramStart"/>
+      <w:r>
+        <w:rPr>
+          <w:lang w:val="en-US"/>
+        </w:rPr>
+        <w:t>private in</w:t>
+      </w:r>
+      <w:r>
+        <w:rPr>
+          <w:lang w:val="en-US"/>
+        </w:rPr>
+        <w:t>t N</w:t>
+      </w:r>
+      <w:r>
+        <w:rPr>
+          <w:lang w:val="en-US"/>
+        </w:rPr>
+        <w:t>umberOfLot_</w:t>
+      </w:r>
+      <w:r>
+        <w:rPr>
+          <w:lang w:val="en-US"/>
+        </w:rPr>
+        <w:t xml:space="preserve"> {get; set;}</w:t>
+      </w:r>
+      <w:r>
+        <w:rPr>
+          <w:lang w:val="en-US"/>
+        </w:rPr>
+        <w:t xml:space="preserve">; </w:t>
+      </w:r>
+      <w:r>
+        <w:t>хранит</w:t>
+      </w:r>
+      <w:r>
+        <w:rPr>
+          <w:lang w:val="en-US"/>
+        </w:rPr>
+        <w:t xml:space="preserve"> </w:t>
+      </w:r>
+      <w:r>
+        <w:t>номер</w:t>
+      </w:r>
+      <w:r>
+        <w:rPr>
+          <w:lang w:val="en-US"/>
+        </w:rPr>
+        <w:t xml:space="preserve"> </w:t>
+      </w:r>
+      <w:r>
+        <w:t>места</w:t>
+      </w:r>
+    </w:p>
+    <w:p>
+      <w:pPr>
+        <w:spacing w:after="0" w:line="360" w:lineRule="auto"/>
+        <w:ind w:firstLine="709"/>
+        <w:jc w:val="both"/>
+      </w:pPr>
       <w:r>
         <w:rPr>
           <w:lang w:val="en-US"/>
         </w:rPr>
         <w:t>private</w:t>
       </w:r>
-      <w:proofErr w:type="gramEnd"/>
-      <w:r>
-        <w:rPr>
-          <w:lang w:val="en-US"/>
-        </w:rPr>
-        <w:t xml:space="preserve"> in</w:t>
-      </w:r>
-      <w:r>
-        <w:rPr>
-          <w:lang w:val="en-US"/>
-        </w:rPr>
-        <w:t>t N</w:t>
-      </w:r>
-      <w:r>
-        <w:rPr>
-          <w:lang w:val="en-US"/>
-        </w:rPr>
-        <w:t>umberOfLot_</w:t>
-      </w:r>
-      <w:r>
-        <w:rPr>
-          <w:lang w:val="en-US"/>
-        </w:rPr>
+      <w:r>
+        <w:t xml:space="preserve"> </w:t>
+      </w:r>
+      <w:r>
+        <w:rPr>
+          <w:lang w:val="en-US"/>
+        </w:rPr>
+        <w:t>bool</w:t>
+      </w:r>
+      <w:r>
+        <w:t xml:space="preserve"> </w:t>
+      </w:r>
+      <w:r>
+        <w:rPr>
+          <w:lang w:val="en-US"/>
+        </w:rPr>
+        <w:t>I</w:t>
+      </w:r>
+      <w:r>
+        <w:rPr>
+          <w:lang w:val="en-US"/>
+        </w:rPr>
+        <w:t>sBusy</w:t>
+      </w:r>
+      <w:r>
+        <w:t>_</w:t>
+      </w:r>
+      <w:r>
         <w:t xml:space="preserve"> {get; set;}</w:t>
       </w:r>
       <w:r>
-        <w:rPr>
-          <w:lang w:val="en-US"/>
-        </w:rPr>
-        <w:t xml:space="preserve">; </w:t>
+        <w:t>;</w:t>
+      </w:r>
+      <w:r>
+        <w:t xml:space="preserve"> хранит значение занято данное место или нет</w:t>
+      </w:r>
+    </w:p>
+    <w:p>
+      <w:pPr>
+        <w:spacing w:after="0" w:line="360" w:lineRule="auto"/>
+        <w:ind w:firstLine="709"/>
+        <w:jc w:val="both"/>
+      </w:pPr>
+      <w:r>
+        <w:t>2.4</w:t>
+      </w:r>
+      <w:r>
+        <w:t xml:space="preserve"> </w:t>
+      </w:r>
+      <w:r>
+        <w:t xml:space="preserve">Имя класса – </w:t>
+      </w:r>
+      <w:r>
+        <w:rPr>
+          <w:lang w:val="en-US"/>
+        </w:rPr>
+        <w:t>Parking</w:t>
+      </w:r>
+    </w:p>
+    <w:p>
+      <w:pPr>
+        <w:spacing w:after="0" w:line="360" w:lineRule="auto"/>
+        <w:ind w:firstLine="709"/>
+        <w:jc w:val="both"/>
+      </w:pPr>
+      <w:r>
+        <w:t>2.5</w:t>
+      </w:r>
+      <w:r>
+        <w:t xml:space="preserve"> </w:t>
+      </w:r>
+      <w:r>
+        <w:t>Данный класс описывает парковку, где пользователь может занять или освободить место.</w:t>
+      </w:r>
+    </w:p>
+    <w:p>
+      <w:pPr>
+        <w:spacing w:after="0" w:line="360" w:lineRule="auto"/>
+        <w:ind w:firstLine="709"/>
+        <w:jc w:val="both"/>
+        <w:rPr>
+          <w:lang w:val="en-US"/>
+        </w:rPr>
+      </w:pPr>
+      <w:r>
+        <w:rPr>
+          <w:lang w:val="en-US"/>
+        </w:rPr>
+        <w:t xml:space="preserve">2.6 </w:t>
+      </w:r>
+      <w:r>
+        <w:rPr>
+          <w:lang w:val="en-US"/>
+        </w:rPr>
+        <w:t>private List&lt;ParkingLot&gt; parking_ = new List&lt;ParkingLot&gt;();</w:t>
+      </w:r>
+      <w:r>
+        <w:rPr>
+          <w:lang w:val="en-US"/>
+        </w:rPr>
+        <w:t xml:space="preserve"> </w:t>
       </w:r>
       <w:r>
         <w:t>хранит</w:t>
@@ -246,6 +366,157 @@
         <w:t xml:space="preserve"> </w:t>
       </w:r>
       <w:r>
+        <w:t>парковочные</w:t>
+      </w:r>
+      <w:r>
+        <w:rPr>
+          <w:lang w:val="en-US"/>
+        </w:rPr>
+        <w:t xml:space="preserve"> </w:t>
+      </w:r>
+      <w:r>
+        <w:t>места</w:t>
+      </w:r>
+    </w:p>
+    <w:p>
+      <w:pPr>
+        <w:spacing w:after="0" w:line="360" w:lineRule="auto"/>
+        <w:ind w:firstLine="709"/>
+        <w:jc w:val="both"/>
+        <w:rPr>
+          <w:lang w:val="en-US"/>
+        </w:rPr>
+      </w:pPr>
+      <w:r>
+        <w:rPr>
+          <w:lang w:val="en-US"/>
+        </w:rPr>
+        <w:t xml:space="preserve">2.7 </w:t>
+      </w:r>
+      <w:r>
+        <w:rPr>
+          <w:lang w:val="en-US"/>
+        </w:rPr>
+        <w:t>public</w:t>
+      </w:r>
+      <w:r>
+        <w:rPr>
+          <w:lang w:val="en-US"/>
+        </w:rPr>
+        <w:t xml:space="preserve"> </w:t>
+      </w:r>
+      <w:r>
+        <w:rPr>
+          <w:lang w:val="en-US"/>
+        </w:rPr>
+        <w:t>bool</w:t>
+      </w:r>
+      <w:r>
+        <w:rPr>
+          <w:lang w:val="en-US"/>
+        </w:rPr>
+        <w:t xml:space="preserve"> </w:t>
+      </w:r>
+      <w:r>
+        <w:rPr>
+          <w:lang w:val="en-US"/>
+        </w:rPr>
+        <w:t>Taking</w:t>
+      </w:r>
+      <w:r>
+        <w:rPr>
+          <w:lang w:val="en-US"/>
+        </w:rPr>
+        <w:t>Place</w:t>
+      </w:r>
+      <w:r>
+        <w:rPr>
+          <w:lang w:val="en-US"/>
+        </w:rPr>
+        <w:t>(</w:t>
+      </w:r>
+      <w:r>
+        <w:rPr>
+          <w:lang w:val="en-US"/>
+        </w:rPr>
+        <w:t>int</w:t>
+      </w:r>
+      <w:r>
+        <w:rPr>
+          <w:lang w:val="en-US"/>
+        </w:rPr>
+        <w:t xml:space="preserve"> </w:t>
+      </w:r>
+      <w:r>
+        <w:rPr>
+          <w:lang w:val="en-US"/>
+        </w:rPr>
+        <w:t>userQuery</w:t>
+      </w:r>
+      <w:r>
+        <w:rPr>
+          <w:lang w:val="en-US"/>
+        </w:rPr>
+        <w:t xml:space="preserve">) </w:t>
+      </w:r>
+      <w:r>
+        <w:t>метод</w:t>
+      </w:r>
+      <w:r>
+        <w:rPr>
+          <w:lang w:val="en-US"/>
+        </w:rPr>
+        <w:t xml:space="preserve"> </w:t>
+      </w:r>
+      <w:r>
+        <w:t>для</w:t>
+      </w:r>
+      <w:r>
+        <w:rPr>
+          <w:lang w:val="en-US"/>
+        </w:rPr>
+        <w:t xml:space="preserve"> </w:t>
+      </w:r>
+      <w:r>
+        <w:t>занятия</w:t>
+      </w:r>
+      <w:r>
+        <w:rPr>
+          <w:lang w:val="en-US"/>
+        </w:rPr>
+        <w:t xml:space="preserve"> </w:t>
+      </w:r>
+      <w:r>
+        <w:t>свободного</w:t>
+      </w:r>
+      <w:r>
+        <w:rPr>
+          <w:lang w:val="en-US"/>
+        </w:rPr>
+        <w:t xml:space="preserve"> </w:t>
+      </w:r>
+      <w:r>
+        <w:t>места</w:t>
+      </w:r>
+      <w:r>
+        <w:rPr>
+          <w:lang w:val="en-US"/>
+        </w:rPr>
+        <w:t xml:space="preserve">, </w:t>
+      </w:r>
+      <w:r>
+        <w:rPr>
+          <w:lang w:val="en-US"/>
+        </w:rPr>
+        <w:t>userQuery</w:t>
+      </w:r>
+      <w:r>
+        <w:rPr>
+          <w:lang w:val="en-US"/>
+        </w:rPr>
+        <w:t xml:space="preserve"> = </w:t>
+      </w:r>
+      <w:r>
         <w:t>номер</w:t>
       </w:r>
       <w:r>
@@ -255,6 +526,15 @@
         <w:t xml:space="preserve"> </w:t>
       </w:r>
       <w:r>
+        <w:t>парковочного</w:t>
+      </w:r>
+      <w:r>
+        <w:rPr>
+          <w:lang w:val="en-US"/>
+        </w:rPr>
+        <w:t xml:space="preserve"> </w:t>
+      </w:r>
+      <w:r>
         <w:t>места</w:t>
       </w:r>
     </w:p>
@@ -263,336 +543,16 @@
         <w:spacing w:after="0" w:line="360" w:lineRule="auto"/>
         <w:ind w:firstLine="709"/>
         <w:jc w:val="both"/>
-      </w:pPr>
-      <w:proofErr w:type="gramStart"/>
-      <w:r>
-        <w:rPr>
-          <w:lang w:val="en-US"/>
-        </w:rPr>
-        <w:t>private</w:t>
-      </w:r>
-      <w:proofErr w:type="gramEnd"/>
-      <w:r>
-        <w:t xml:space="preserve"> </w:t>
-      </w:r>
-      <w:r>
-        <w:rPr>
-          <w:lang w:val="en-US"/>
-        </w:rPr>
-        <w:t>bool</w:t>
-      </w:r>
-      <w:r>
-        <w:t xml:space="preserve"> </w:t>
-      </w:r>
-      <w:r>
-        <w:rPr>
-          <w:lang w:val="en-US"/>
-        </w:rPr>
-        <w:t>I</w:t>
-      </w:r>
-      <w:r>
-        <w:rPr>
-          <w:lang w:val="en-US"/>
-        </w:rPr>
-        <w:t>sBusy</w:t>
-      </w:r>
-      <w:r>
-        <w:t>_</w:t>
-      </w:r>
-      <w:r>
-        <w:t xml:space="preserve"> {</w:t>
-      </w:r>
-      <w:proofErr w:type="spellStart"/>
-      <w:r>
-        <w:t>get</w:t>
-      </w:r>
-      <w:proofErr w:type="spellEnd"/>
-      <w:r>
-        <w:t xml:space="preserve">; </w:t>
-      </w:r>
-      <w:proofErr w:type="spellStart"/>
-      <w:r>
-        <w:t>set</w:t>
-      </w:r>
-      <w:proofErr w:type="spellEnd"/>
-      <w:r>
-        <w:t>;}</w:t>
-      </w:r>
-      <w:r>
-        <w:t>;</w:t>
-      </w:r>
-      <w:r>
-        <w:t xml:space="preserve"> хранит значение занято данное место или нет</w:t>
-      </w:r>
-    </w:p>
-    <w:p>
-      <w:pPr>
-        <w:spacing w:after="0" w:line="360" w:lineRule="auto"/>
-        <w:ind w:firstLine="709"/>
-        <w:jc w:val="both"/>
-      </w:pPr>
-      <w:r>
-        <w:t>2.4</w:t>
-      </w:r>
-      <w:r>
-        <w:t xml:space="preserve"> </w:t>
-      </w:r>
-      <w:r>
-        <w:t xml:space="preserve">Имя класса – </w:t>
-      </w:r>
-      <w:r>
-        <w:rPr>
-          <w:lang w:val="en-US"/>
-        </w:rPr>
-        <w:t>Parking</w:t>
-      </w:r>
-    </w:p>
-    <w:p>
-      <w:pPr>
-        <w:spacing w:after="0" w:line="360" w:lineRule="auto"/>
-        <w:ind w:firstLine="709"/>
-        <w:jc w:val="both"/>
-      </w:pPr>
-      <w:r>
-        <w:t>2.5</w:t>
-      </w:r>
-      <w:r>
-        <w:t xml:space="preserve"> </w:t>
-      </w:r>
-      <w:r>
-        <w:t>Данный класс описывает парковку, где пользователь может занять или освободить место.</w:t>
-      </w:r>
-    </w:p>
-    <w:p>
-      <w:pPr>
-        <w:spacing w:after="0" w:line="360" w:lineRule="auto"/>
-        <w:ind w:firstLine="709"/>
-        <w:jc w:val="both"/>
-        <w:rPr>
-          <w:lang w:val="en-US"/>
-        </w:rPr>
-      </w:pPr>
-      <w:r>
-        <w:rPr>
-          <w:lang w:val="en-US"/>
-        </w:rPr>
-        <w:t xml:space="preserve">2.6 </w:t>
-      </w:r>
-      <w:r>
-        <w:rPr>
-          <w:lang w:val="en-US"/>
-        </w:rPr>
-        <w:t>private List&lt;ParkingLot&gt; parking_ = new List&lt;ParkingLot&gt;();</w:t>
-      </w:r>
-      <w:r>
-        <w:rPr>
-          <w:lang w:val="en-US"/>
-        </w:rPr>
-        <w:t xml:space="preserve"> </w:t>
-      </w:r>
-      <w:r>
-        <w:t>хранит</w:t>
-      </w:r>
-      <w:r>
-        <w:rPr>
-          <w:lang w:val="en-US"/>
-        </w:rPr>
-        <w:t xml:space="preserve"> </w:t>
-      </w:r>
-      <w:r>
-        <w:t>парковочные</w:t>
-      </w:r>
-      <w:r>
-        <w:rPr>
-          <w:lang w:val="en-US"/>
-        </w:rPr>
-        <w:t xml:space="preserve"> </w:t>
-      </w:r>
-      <w:r>
-        <w:t>места</w:t>
-      </w:r>
-    </w:p>
-    <w:p>
-      <w:pPr>
-        <w:spacing w:after="0" w:line="360" w:lineRule="auto"/>
-        <w:ind w:firstLine="709"/>
-        <w:jc w:val="both"/>
-        <w:rPr>
-          <w:lang w:val="en-US"/>
-        </w:rPr>
-      </w:pPr>
-      <w:r>
-        <w:rPr>
-          <w:lang w:val="en-US"/>
-        </w:rPr>
-        <w:t xml:space="preserve">2.7 </w:t>
-      </w:r>
+        <w:rPr>
+          <w:lang w:val="en-US"/>
+        </w:rPr>
+      </w:pPr>
       <w:r>
         <w:rPr>
           <w:lang w:val="en-US"/>
         </w:rPr>
         <w:t>public</w:t>
       </w:r>
-      <w:r>
-        <w:rPr>
-          <w:lang w:val="en-US"/>
-        </w:rPr>
-        <w:t xml:space="preserve"> </w:t>
-      </w:r>
-      <w:r>
-        <w:rPr>
-          <w:lang w:val="en-US"/>
-        </w:rPr>
-        <w:t>bool</w:t>
-      </w:r>
-      <w:r>
-        <w:rPr>
-          <w:lang w:val="en-US"/>
-        </w:rPr>
-        <w:t xml:space="preserve"> </w:t>
-      </w:r>
-      <w:proofErr w:type="spellStart"/>
-      <w:proofErr w:type="gramStart"/>
-      <w:r>
-        <w:rPr>
-          <w:lang w:val="en-US"/>
-        </w:rPr>
-        <w:t>Taking</w:t>
-      </w:r>
-      <w:r>
-        <w:rPr>
-          <w:lang w:val="en-US"/>
-        </w:rPr>
-        <w:t>Place</w:t>
-      </w:r>
-      <w:proofErr w:type="spellEnd"/>
-      <w:r>
-        <w:rPr>
-          <w:lang w:val="en-US"/>
-        </w:rPr>
-        <w:t>(</w:t>
-      </w:r>
-      <w:proofErr w:type="gramEnd"/>
-      <w:r>
-        <w:rPr>
-          <w:lang w:val="en-US"/>
-        </w:rPr>
-        <w:t>int</w:t>
-      </w:r>
-      <w:r>
-        <w:rPr>
-          <w:lang w:val="en-US"/>
-        </w:rPr>
-        <w:t xml:space="preserve"> </w:t>
-      </w:r>
-      <w:r>
-        <w:rPr>
-          <w:lang w:val="en-US"/>
-        </w:rPr>
-        <w:t>userQuery</w:t>
-      </w:r>
-      <w:r>
-        <w:rPr>
-          <w:lang w:val="en-US"/>
-        </w:rPr>
-        <w:t xml:space="preserve">) </w:t>
-      </w:r>
-      <w:r>
-        <w:t>метод</w:t>
-      </w:r>
-      <w:r>
-        <w:rPr>
-          <w:lang w:val="en-US"/>
-        </w:rPr>
-        <w:t xml:space="preserve"> </w:t>
-      </w:r>
-      <w:r>
-        <w:t>для</w:t>
-      </w:r>
-      <w:r>
-        <w:rPr>
-          <w:lang w:val="en-US"/>
-        </w:rPr>
-        <w:t xml:space="preserve"> </w:t>
-      </w:r>
-      <w:r>
-        <w:t>занятия</w:t>
-      </w:r>
-      <w:r>
-        <w:rPr>
-          <w:lang w:val="en-US"/>
-        </w:rPr>
-        <w:t xml:space="preserve"> </w:t>
-      </w:r>
-      <w:r>
-        <w:t>свободного</w:t>
-      </w:r>
-      <w:r>
-        <w:rPr>
-          <w:lang w:val="en-US"/>
-        </w:rPr>
-        <w:t xml:space="preserve"> </w:t>
-      </w:r>
-      <w:r>
-        <w:t>места</w:t>
-      </w:r>
-      <w:r>
-        <w:rPr>
-          <w:lang w:val="en-US"/>
-        </w:rPr>
-        <w:t xml:space="preserve">, </w:t>
-      </w:r>
-      <w:r>
-        <w:rPr>
-          <w:lang w:val="en-US"/>
-        </w:rPr>
-        <w:t>userQuery</w:t>
-      </w:r>
-      <w:r>
-        <w:rPr>
-          <w:lang w:val="en-US"/>
-        </w:rPr>
-        <w:t xml:space="preserve"> = </w:t>
-      </w:r>
-      <w:r>
-        <w:t>номер</w:t>
-      </w:r>
-      <w:r>
-        <w:rPr>
-          <w:lang w:val="en-US"/>
-        </w:rPr>
-        <w:t xml:space="preserve"> </w:t>
-      </w:r>
-      <w:r>
-        <w:t>парковочного</w:t>
-      </w:r>
-      <w:r>
-        <w:rPr>
-          <w:lang w:val="en-US"/>
-        </w:rPr>
-        <w:t xml:space="preserve"> </w:t>
-      </w:r>
-      <w:r>
-        <w:t>места</w:t>
-      </w:r>
-    </w:p>
-    <w:p>
-      <w:pPr>
-        <w:spacing w:after="0" w:line="360" w:lineRule="auto"/>
-        <w:ind w:firstLine="709"/>
-        <w:jc w:val="both"/>
-        <w:rPr>
-          <w:lang w:val="en-US"/>
-        </w:rPr>
-      </w:pPr>
-      <w:proofErr w:type="gramStart"/>
-      <w:r>
-        <w:rPr>
-          <w:lang w:val="en-US"/>
-        </w:rPr>
-        <w:t>public</w:t>
-      </w:r>
-      <w:proofErr w:type="gramEnd"/>
       <w:r>
         <w:rPr>
           <w:lang w:val="en-US"/>
@@ -1016,17 +976,8 @@
         <w:t>2) м</w:t>
       </w:r>
       <w:r>
-        <w:t xml:space="preserve">есто оказывается </w:t>
-      </w:r>
-      <w:proofErr w:type="gramStart"/>
-      <w:r>
-        <w:t>свободным</w:t>
-      </w:r>
-      <w:proofErr w:type="gramEnd"/>
-      <w:r>
-        <w:t xml:space="preserve"> и пользователь занимает его с помощью метода </w:t>
-      </w:r>
-      <w:proofErr w:type="spellStart"/>
+        <w:t xml:space="preserve">есто оказывается свободным и пользователь занимает его с помощью метода </w:t>
+      </w:r>
       <w:r>
         <w:rPr>
           <w:lang w:val="en-US"/>
@@ -1039,7 +990,6 @@
         </w:rPr>
         <w:t>Place</w:t>
       </w:r>
-      <w:proofErr w:type="spellEnd"/>
     </w:p>
     <w:p>
       <w:pPr>
@@ -1081,6 +1031,9 @@
         <w:spacing w:after="0" w:line="360" w:lineRule="auto"/>
         <w:ind w:firstLine="708"/>
         <w:jc w:val="both"/>
+        <w:rPr>
+          <w:lang w:val="en-US"/>
+        </w:rPr>
       </w:pPr>
       <w:r>
         <w:t>5) п</w:t>
@@ -1105,10 +1058,44 @@
         <w:jc w:val="both"/>
       </w:pPr>
       <w:r>
-        <w:t>6) в</w:t>
-      </w:r>
-      <w:r>
-        <w:t xml:space="preserve">торой пользователь занимает место первого пользователя с помощью метода </w:t>
+        <w:t xml:space="preserve">6) </w:t>
+      </w:r>
+      <w:r>
+        <w:t>второй пользователь снова проверяет занято ли место первого пользователя</w:t>
+      </w:r>
+    </w:p>
+    <w:p>
+      <w:pPr>
+        <w:spacing w:after="0" w:line="360" w:lineRule="auto"/>
+        <w:ind w:firstLine="708"/>
+        <w:jc w:val="both"/>
+      </w:pPr>
+      <w:r>
+        <w:t>7</w:t>
+      </w:r>
+      <w:r>
+        <w:t>)</w:t>
+      </w:r>
+      <w:r>
+        <w:t xml:space="preserve"> место</w:t>
+      </w:r>
+      <w:r>
+        <w:t xml:space="preserve"> </w:t>
+      </w:r>
+      <w:r>
+        <w:t xml:space="preserve">оказывается свободным и </w:t>
+      </w:r>
+      <w:r>
+        <w:t>в</w:t>
+      </w:r>
+      <w:r>
+        <w:t xml:space="preserve">торой пользователь занимает место </w:t>
+      </w:r>
+      <w:r>
+        <w:t>место</w:t>
+      </w:r>
+      <w:r>
+        <w:t xml:space="preserve"> с помощью метода </w:t>
       </w:r>
       <w:r>
         <w:rPr>
@@ -1116,8 +1103,6 @@
         </w:rPr>
         <w:t>Taking</w:t>
       </w:r>
-      <w:bookmarkStart w:id="0" w:name="_GoBack"/>
-      <w:bookmarkEnd w:id="0"/>
       <w:r>
         <w:rPr>
           <w:lang w:val="en-US"/>
@@ -1132,6 +1117,16 @@
         <w:jc w:val="both"/>
       </w:pPr>
       <w:r>
+        <w:t>8) проверка что место занято</w:t>
+      </w:r>
+    </w:p>
+    <w:p>
+      <w:pPr>
+        <w:spacing w:after="0" w:line="360" w:lineRule="auto"/>
+        <w:ind w:firstLine="708"/>
+        <w:jc w:val="both"/>
+      </w:pPr>
+      <w:r>
         <w:t>3.3 Ожидаемый результат:</w:t>
       </w:r>
     </w:p>
@@ -1170,6 +1165,67 @@
         <w:jc w:val="both"/>
       </w:pPr>
       <w:r>
+        <w:t>1-</w:t>
+      </w:r>
+      <w:r>
+        <w:rPr>
+          <w:lang w:val="en-US"/>
+        </w:rPr>
+        <w:t>e</w:t>
+      </w:r>
+      <w:r>
+        <w:t xml:space="preserve"> </w:t>
+      </w:r>
+      <w:r>
+        <w:t>И</w:t>
+      </w:r>
+      <w:r>
+        <w:t xml:space="preserve">спользование </w:t>
+      </w:r>
+      <w:r>
+        <w:rPr>
+          <w:lang w:val="en-US"/>
+        </w:rPr>
+        <w:t>Taking</w:t>
+      </w:r>
+      <w:r>
+        <w:rPr>
+          <w:lang w:val="en-US"/>
+        </w:rPr>
+        <w:t>Place</w:t>
+      </w:r>
+      <w:r>
+        <w:t xml:space="preserve"> будет </w:t>
+      </w:r>
+      <w:r>
+        <w:rPr>
+          <w:lang w:val="en-US"/>
+        </w:rPr>
+        <w:t>true</w:t>
+      </w:r>
+      <w:r>
+        <w:t xml:space="preserve"> (</w:t>
+      </w:r>
+      <w:r>
+        <w:t>2</w:t>
+      </w:r>
+      <w:r>
+        <w:t>-</w:t>
+      </w:r>
+      <w:r>
+        <w:t>й шаг)</w:t>
+      </w:r>
+    </w:p>
+    <w:p>
+      <w:pPr>
+        <w:spacing w:after="0" w:line="360" w:lineRule="auto"/>
+        <w:ind w:firstLine="708"/>
+        <w:jc w:val="both"/>
+        <w:rPr>
+          <w:lang w:val="en-US"/>
+        </w:rPr>
+      </w:pPr>
+      <w:r>
         <w:t xml:space="preserve">2-е </w:t>
       </w:r>
       <w:r>
@@ -1198,22 +1254,168 @@
         <w:jc w:val="both"/>
       </w:pPr>
       <w:r>
-        <w:t xml:space="preserve">3-е </w:t>
-      </w:r>
-      <w:r>
-        <w:t>использование ParkingLotIsBusy будет false</w:t>
-      </w:r>
-      <w:r>
-        <w:t xml:space="preserve"> </w:t>
-      </w:r>
-      <w:r>
-        <w:t>(</w:t>
+        <w:t>И</w:t>
+      </w:r>
+      <w:r>
+        <w:t>спользова</w:t>
+      </w:r>
+      <w:r>
+        <w:t>ние</w:t>
+      </w:r>
+      <w:r>
+        <w:t xml:space="preserve"> </w:t>
+      </w:r>
+      <w:r>
+        <w:rPr>
+          <w:lang w:val="en-US"/>
+        </w:rPr>
+        <w:t>FreeingUpSpace</w:t>
+      </w:r>
+      <w:r>
+        <w:t xml:space="preserve"> </w:t>
+      </w:r>
+      <w:r>
+        <w:t>будет</w:t>
+      </w:r>
+      <w:r>
+        <w:t xml:space="preserve"> </w:t>
+      </w:r>
+      <w:r>
+        <w:rPr>
+          <w:lang w:val="en-US"/>
+        </w:rPr>
+        <w:t>true</w:t>
+      </w:r>
+      <w:r>
+        <w:t xml:space="preserve"> (</w:t>
+      </w:r>
+      <w:r>
+        <w:t>5</w:t>
+      </w:r>
+      <w:r>
+        <w:t>-</w:t>
+      </w:r>
+      <w:r>
+        <w:t>й</w:t>
+      </w:r>
+      <w:r>
+        <w:t xml:space="preserve"> </w:t>
+      </w:r>
+      <w:r>
+        <w:t>шаг</w:t>
+      </w:r>
+      <w:r>
+        <w:t>)</w:t>
+      </w:r>
+    </w:p>
+    <w:p>
+      <w:pPr>
+        <w:spacing w:after="0" w:line="360" w:lineRule="auto"/>
+        <w:ind w:firstLine="708"/>
+        <w:jc w:val="both"/>
+      </w:pPr>
+      <w:r>
+        <w:t>3</w:t>
+      </w:r>
+      <w:r>
+        <w:t xml:space="preserve">-е использование </w:t>
+      </w:r>
+      <w:r>
+        <w:t>ParkingLotIsBusy</w:t>
+      </w:r>
+      <w:r>
+        <w:t xml:space="preserve"> будет </w:t>
+      </w:r>
+      <w:r>
+        <w:rPr>
+          <w:lang w:val="en-US"/>
+        </w:rPr>
+        <w:t>false</w:t>
+      </w:r>
+      <w:r>
+        <w:t xml:space="preserve"> (</w:t>
       </w:r>
       <w:r>
         <w:t>6</w:t>
       </w:r>
       <w:r>
-        <w:t>-й шаг)</w:t>
+        <w:t>-</w:t>
+      </w:r>
+      <w:r>
+        <w:t>й шаг)</w:t>
+      </w:r>
+    </w:p>
+    <w:p>
+      <w:pPr>
+        <w:spacing w:after="0" w:line="360" w:lineRule="auto"/>
+        <w:ind w:firstLine="708"/>
+        <w:jc w:val="both"/>
+      </w:pPr>
+      <w:r>
+        <w:t>2</w:t>
+      </w:r>
+      <w:r>
+        <w:t>-</w:t>
+      </w:r>
+      <w:r>
+        <w:t>е</w:t>
+      </w:r>
+      <w:r>
+        <w:t xml:space="preserve"> </w:t>
+      </w:r>
+      <w:r>
+        <w:t>использование</w:t>
+      </w:r>
+      <w:r>
+        <w:t xml:space="preserve"> </w:t>
+      </w:r>
+      <w:r>
+        <w:rPr>
+          <w:lang w:val="en-US"/>
+        </w:rPr>
+        <w:t>Taking</w:t>
+      </w:r>
+      <w:r>
+        <w:rPr>
+          <w:lang w:val="en-US"/>
+        </w:rPr>
+        <w:t>Place</w:t>
+      </w:r>
+      <w:r>
+        <w:t xml:space="preserve"> </w:t>
+      </w:r>
+      <w:r>
+        <w:t>будет</w:t>
+      </w:r>
+      <w:r>
+        <w:t xml:space="preserve"> </w:t>
+      </w:r>
+      <w:r>
+        <w:rPr>
+          <w:lang w:val="en-US"/>
+        </w:rPr>
+        <w:t>true</w:t>
+      </w:r>
+      <w:r>
+        <w:t xml:space="preserve"> (</w:t>
+      </w:r>
+      <w:r>
+        <w:t>7</w:t>
+      </w:r>
+      <w:r>
+        <w:t>-</w:t>
+      </w:r>
+      <w:r>
+        <w:t>й</w:t>
+      </w:r>
+      <w:r>
+        <w:t xml:space="preserve"> </w:t>
+      </w:r>
+      <w:r>
+        <w:t>шаг</w:t>
+      </w:r>
+      <w:r>
+        <w:t>)</w:t>
       </w:r>
     </w:p>
     <w:sectPr>
@@ -1227,7 +1429,7 @@
 </file>
 
 <file path=word/numbering.xml><?xml version="1.0" encoding="utf-8"?>
-<w:numbering xmlns:wpc="http://schemas.microsoft.com/office/word/2010/wordprocessingCanvas" xmlns:cx="http://schemas.microsoft.com/office/drawing/2014/chartex" xmlns:cx1="http://schemas.microsoft.com/office/drawing/2015/9/8/chartex" xmlns:mc="http://schemas.openxmlformats.org/markup-compatibility/2006" xmlns:o="urn:schemas-microsoft-com:office:office" xmlns:r="http://schemas.openxmlformats.org/officeDocument/2006/relationships" xmlns:m="http://schemas.openxmlformats.org/officeDocument/2006/math" xmlns:v="urn:schemas-microsoft-com:vml" xmlns:wp14="http://schemas.microsoft.com/office/word/2010/wordprocessingDrawing" xmlns:wp="http://schemas.openxmlformats.org/drawingml/2006/wordprocessingDrawing" xmlns:w10="urn:schemas-microsoft-com:office:word" xmlns:w="http://schemas.openxmlformats.org/wordprocessingml/2006/main" xmlns:w14="http://schemas.microsoft.com/office/word/2010/wordml" xmlns:w15="http://schemas.microsoft.com/office/word/2012/wordml" xmlns:w16se="http://schemas.microsoft.com/office/word/2015/wordml/symex" xmlns:wpg="http://schemas.microsoft.com/office/word/2010/wordprocessingGroup" xmlns:wpi="http://schemas.microsoft.com/office/word/2010/wordprocessingInk" xmlns:wne="http://schemas.microsoft.com/office/word/2006/wordml" xmlns:wps="http://schemas.microsoft.com/office/word/2010/wordprocessingShape" mc:Ignorable="w14 w15 w16se wp14">
+<w:numbering xmlns:wpc="http://schemas.microsoft.com/office/word/2010/wordprocessingCanvas" xmlns:cx="http://schemas.microsoft.com/office/drawing/2014/chartex" xmlns:cx1="http://schemas.microsoft.com/office/drawing/2015/9/8/chartex" xmlns:cx2="http://schemas.microsoft.com/office/drawing/2015/10/21/chartex" xmlns:cx3="http://schemas.microsoft.com/office/drawing/2016/5/9/chartex" xmlns:cx4="http://schemas.microsoft.com/office/drawing/2016/5/10/chartex" xmlns:cx5="http://schemas.microsoft.com/office/drawing/2016/5/11/chartex" xmlns:cx6="http://schemas.microsoft.com/office/drawing/2016/5/12/chartex" xmlns:cx7="http://schemas.microsoft.com/office/drawing/2016/5/13/chartex" xmlns:cx8="http://schemas.microsoft.com/office/drawing/2016/5/14/chartex" xmlns:mc="http://schemas.openxmlformats.org/markup-compatibility/2006" xmlns:aink="http://schemas.microsoft.com/office/drawing/2016/ink" xmlns:am3d="http://schemas.microsoft.com/office/drawing/2017/model3d" xmlns:o="urn:schemas-microsoft-com:office:office" xmlns:oel="http://schemas.microsoft.com/office/2019/extlst" xmlns:r="http://schemas.openxmlformats.org/officeDocument/2006/relationships" xmlns:m="http://schemas.openxmlformats.org/officeDocument/2006/math" xmlns:v="urn:schemas-microsoft-com:vml" xmlns:wp14="http://schemas.microsoft.com/office/word/2010/wordprocessingDrawing" xmlns:wp="http://schemas.openxmlformats.org/drawingml/2006/wordprocessingDrawing" xmlns:w10="urn:schemas-microsoft-com:office:word" xmlns:w="http://schemas.openxmlformats.org/wordprocessingml/2006/main" xmlns:w14="http://schemas.microsoft.com/office/word/2010/wordml" xmlns:w15="http://schemas.microsoft.com/office/word/2012/wordml" xmlns:w16cex="http://schemas.microsoft.com/office/word/2018/wordml/cex" xmlns:w16cid="http://schemas.microsoft.com/office/word/2016/wordml/cid" xmlns:w16="http://schemas.microsoft.com/office/word/2018/wordml" xmlns:w16sdtdh="http://schemas.microsoft.com/office/word/2020/wordml/sdtdatahash" xmlns:w16se="http://schemas.microsoft.com/office/word/2015/wordml/symex" xmlns:wpg="http://schemas.microsoft.com/office/word/2010/wordprocessingGroup" xmlns:wpi="http://schemas.microsoft.com/office/word/2010/wordprocessingInk" xmlns:wne="http://schemas.microsoft.com/office/word/2006/wordml" xmlns:wps="http://schemas.microsoft.com/office/word/2010/wordprocessingShape" mc:Ignorable="w14 w15 w16se w16cid w16 w16cex w16sdtdh wp14">
   <w:abstractNum w:abstractNumId="0" w15:restartNumberingAfterBreak="0">
     <w:nsid w:val="2F145D67"/>
     <w:multiLevelType w:val="hybridMultilevel"/>
@@ -1314,14 +1516,14 @@
       </w:pPr>
     </w:lvl>
   </w:abstractNum>
-  <w:num w:numId="1">
+  <w:num w:numId="1" w16cid:durableId="706754409">
     <w:abstractNumId w:val="0"/>
   </w:num>
 </w:numbering>
 </file>
 
 <file path=word/styles.xml><?xml version="1.0" encoding="utf-8"?>
-<w:styles xmlns:mc="http://schemas.openxmlformats.org/markup-compatibility/2006" xmlns:r="http://schemas.openxmlformats.org/officeDocument/2006/relationships" xmlns:w="http://schemas.openxmlformats.org/wordprocessingml/2006/main" xmlns:w14="http://schemas.microsoft.com/office/word/2010/wordml" xmlns:w15="http://schemas.microsoft.com/office/word/2012/wordml" xmlns:w16se="http://schemas.microsoft.com/office/word/2015/wordml/symex" mc:Ignorable="w14 w15 w16se">
+<w:styles xmlns:mc="http://schemas.openxmlformats.org/markup-compatibility/2006" xmlns:r="http://schemas.openxmlformats.org/officeDocument/2006/relationships" xmlns:w="http://schemas.openxmlformats.org/wordprocessingml/2006/main" xmlns:w14="http://schemas.microsoft.com/office/word/2010/wordml" xmlns:w15="http://schemas.microsoft.com/office/word/2012/wordml" xmlns:w16cex="http://schemas.microsoft.com/office/word/2018/wordml/cex" xmlns:w16cid="http://schemas.microsoft.com/office/word/2016/wordml/cid" xmlns:w16="http://schemas.microsoft.com/office/word/2018/wordml" xmlns:w16sdtdh="http://schemas.microsoft.com/office/word/2020/wordml/sdtdatahash" xmlns:w16se="http://schemas.microsoft.com/office/word/2015/wordml/symex" mc:Ignorable="w14 w15 w16se w16cid w16 w16cex w16sdtdh">
   <w:docDefaults>
     <w:rPrDefault>
       <w:rPr>
@@ -1339,7 +1541,7 @@
       </w:pPr>
     </w:pPrDefault>
   </w:docDefaults>
-  <w:latentStyles w:defLockedState="0" w:defUIPriority="99" w:defSemiHidden="0" w:defUnhideWhenUsed="0" w:defQFormat="0" w:count="371">
+  <w:latentStyles w:defLockedState="0" w:defUIPriority="99" w:defSemiHidden="0" w:defUnhideWhenUsed="0" w:defQFormat="0" w:count="376">
     <w:lsdException w:name="Normal" w:uiPriority="0" w:qFormat="1"/>
     <w:lsdException w:name="heading 1" w:uiPriority="9" w:qFormat="1"/>
     <w:lsdException w:name="heading 2" w:semiHidden="1" w:uiPriority="9" w:unhideWhenUsed="1" w:qFormat="1"/>
@@ -1711,11 +1913,16 @@
     <w:lsdException w:name="List Table 5 Dark Accent 6" w:uiPriority="50"/>
     <w:lsdException w:name="List Table 6 Colorful Accent 6" w:uiPriority="51"/>
     <w:lsdException w:name="List Table 7 Colorful Accent 6" w:uiPriority="52"/>
+    <w:lsdException w:name="Mention" w:semiHidden="1" w:unhideWhenUsed="1"/>
+    <w:lsdException w:name="Smart Hyperlink" w:semiHidden="1" w:unhideWhenUsed="1"/>
+    <w:lsdException w:name="Hashtag" w:semiHidden="1" w:unhideWhenUsed="1"/>
+    <w:lsdException w:name="Unresolved Mention" w:semiHidden="1" w:unhideWhenUsed="1"/>
+    <w:lsdException w:name="Smart Link" w:semiHidden="1" w:unhideWhenUsed="1"/>
   </w:latentStyles>
   <w:style w:type="paragraph" w:default="1" w:styleId="a">
     <w:name w:val="Normal"/>
     <w:qFormat/>
-    <w:rsid w:val="00B915B7"/>
+    <w:rsid w:val="000B35B3"/>
     <w:pPr>
       <w:spacing w:line="240" w:lineRule="auto"/>
     </w:pPr>
